--- a/taniguchi/api/Fix/API設計書_資産一覧・資産詳細.docx
+++ b/taniguchi/api/Fix/API設計書_資産一覧・資産詳細.docx
@@ -1002,7 +1002,7 @@
       <w:r>
         <w:fldChar w:fldCharType="separate"/>
       </w:r>
-      <w:hyperlink w:anchor="_Toc231496475" w:history="1">
+      <w:hyperlink w:anchor="_Toc231754858" w:history="1">
         <w:r>
           <w:rPr>
             <w:rStyle w:val="afffffff5"/>
@@ -1029,7 +1029,7 @@
             <w:noProof/>
             <w:webHidden/>
           </w:rPr>
-          <w:instrText xml:space="preserve"> PAGEREF _Toc231496475 \h </w:instrText>
+          <w:instrText xml:space="preserve"> PAGEREF _Toc231754858 \h </w:instrText>
         </w:r>
         <w:r>
           <w:rPr>
@@ -1077,7 +1077,7 @@
           <w14:ligatures w14:val="standardContextual"/>
         </w:rPr>
       </w:pPr>
-      <w:hyperlink w:anchor="_Toc231496476" w:history="1">
+      <w:hyperlink w:anchor="_Toc231754859" w:history="1">
         <w:r>
           <w:rPr>
             <w:rStyle w:val="afffffff5"/>
@@ -1104,7 +1104,7 @@
             <w:noProof/>
             <w:webHidden/>
           </w:rPr>
-          <w:instrText xml:space="preserve"> PAGEREF _Toc231496476 \h </w:instrText>
+          <w:instrText xml:space="preserve"> PAGEREF _Toc231754859 \h </w:instrText>
         </w:r>
         <w:r>
           <w:rPr>
@@ -1152,7 +1152,7 @@
           <w14:ligatures w14:val="standardContextual"/>
         </w:rPr>
       </w:pPr>
-      <w:hyperlink w:anchor="_Toc231496477" w:history="1">
+      <w:hyperlink w:anchor="_Toc231754860" w:history="1">
         <w:r>
           <w:rPr>
             <w:rStyle w:val="afffffff5"/>
@@ -1179,7 +1179,7 @@
             <w:noProof/>
             <w:webHidden/>
           </w:rPr>
-          <w:instrText xml:space="preserve"> PAGEREF _Toc231496477 \h </w:instrText>
+          <w:instrText xml:space="preserve"> PAGEREF _Toc231754860 \h </w:instrText>
         </w:r>
         <w:r>
           <w:rPr>
@@ -1227,7 +1227,7 @@
           <w14:ligatures w14:val="standardContextual"/>
         </w:rPr>
       </w:pPr>
-      <w:hyperlink w:anchor="_Toc231496478" w:history="1">
+      <w:hyperlink w:anchor="_Toc231754861" w:history="1">
         <w:r>
           <w:rPr>
             <w:rStyle w:val="afffffff5"/>
@@ -1254,7 +1254,7 @@
             <w:noProof/>
             <w:webHidden/>
           </w:rPr>
-          <w:instrText xml:space="preserve"> PAGEREF _Toc231496478 \h </w:instrText>
+          <w:instrText xml:space="preserve"> PAGEREF _Toc231754861 \h </w:instrText>
         </w:r>
         <w:r>
           <w:rPr>
@@ -1302,7 +1302,7 @@
           <w14:ligatures w14:val="standardContextual"/>
         </w:rPr>
       </w:pPr>
-      <w:hyperlink w:anchor="_Toc231496479" w:history="1">
+      <w:hyperlink w:anchor="_Toc231754862" w:history="1">
         <w:r>
           <w:rPr>
             <w:rStyle w:val="afffffff5"/>
@@ -1329,7 +1329,7 @@
             <w:noProof/>
             <w:webHidden/>
           </w:rPr>
-          <w:instrText xml:space="preserve"> PAGEREF _Toc231496479 \h </w:instrText>
+          <w:instrText xml:space="preserve"> PAGEREF _Toc231754862 \h </w:instrText>
         </w:r>
         <w:r>
           <w:rPr>
@@ -1378,7 +1378,7 @@
           <w14:ligatures w14:val="standardContextual"/>
         </w:rPr>
       </w:pPr>
-      <w:hyperlink w:anchor="_Toc231496480" w:history="1">
+      <w:hyperlink w:anchor="_Toc231754863" w:history="1">
         <w:r>
           <w:rPr>
             <w:rStyle w:val="afffffff5"/>
@@ -1405,7 +1405,7 @@
             <w:noProof/>
             <w:webHidden/>
           </w:rPr>
-          <w:instrText xml:space="preserve"> PAGEREF _Toc231496480 \h </w:instrText>
+          <w:instrText xml:space="preserve"> PAGEREF _Toc231754863 \h </w:instrText>
         </w:r>
         <w:r>
           <w:rPr>
@@ -1453,7 +1453,7 @@
           <w14:ligatures w14:val="standardContextual"/>
         </w:rPr>
       </w:pPr>
-      <w:hyperlink w:anchor="_Toc231496481" w:history="1">
+      <w:hyperlink w:anchor="_Toc231754864" w:history="1">
         <w:r>
           <w:rPr>
             <w:rStyle w:val="afffffff5"/>
@@ -1480,7 +1480,7 @@
             <w:noProof/>
             <w:webHidden/>
           </w:rPr>
-          <w:instrText xml:space="preserve"> PAGEREF _Toc231496481 \h </w:instrText>
+          <w:instrText xml:space="preserve"> PAGEREF _Toc231754864 \h </w:instrText>
         </w:r>
         <w:r>
           <w:rPr>
@@ -1528,7 +1528,7 @@
           <w14:ligatures w14:val="standardContextual"/>
         </w:rPr>
       </w:pPr>
-      <w:hyperlink w:anchor="_Toc231496482" w:history="1">
+      <w:hyperlink w:anchor="_Toc231754865" w:history="1">
         <w:r>
           <w:rPr>
             <w:rStyle w:val="afffffff5"/>
@@ -1555,7 +1555,7 @@
             <w:noProof/>
             <w:webHidden/>
           </w:rPr>
-          <w:instrText xml:space="preserve"> PAGEREF _Toc231496482 \h </w:instrText>
+          <w:instrText xml:space="preserve"> PAGEREF _Toc231754865 \h </w:instrText>
         </w:r>
         <w:r>
           <w:rPr>
@@ -1603,7 +1603,7 @@
           <w14:ligatures w14:val="standardContextual"/>
         </w:rPr>
       </w:pPr>
-      <w:hyperlink w:anchor="_Toc231496483" w:history="1">
+      <w:hyperlink w:anchor="_Toc231754866" w:history="1">
         <w:r>
           <w:rPr>
             <w:rStyle w:val="afffffff5"/>
@@ -1630,7 +1630,7 @@
             <w:noProof/>
             <w:webHidden/>
           </w:rPr>
-          <w:instrText xml:space="preserve"> PAGEREF _Toc231496483 \h </w:instrText>
+          <w:instrText xml:space="preserve"> PAGEREF _Toc231754866 \h </w:instrText>
         </w:r>
         <w:r>
           <w:rPr>
@@ -1679,7 +1679,7 @@
           <w14:ligatures w14:val="standardContextual"/>
         </w:rPr>
       </w:pPr>
-      <w:hyperlink w:anchor="_Toc231496484" w:history="1">
+      <w:hyperlink w:anchor="_Toc231754867" w:history="1">
         <w:r>
           <w:rPr>
             <w:rStyle w:val="afffffff5"/>
@@ -1706,7 +1706,7 @@
             <w:noProof/>
             <w:webHidden/>
           </w:rPr>
-          <w:instrText xml:space="preserve"> PAGEREF _Toc231496484 \h </w:instrText>
+          <w:instrText xml:space="preserve"> PAGEREF _Toc231754867 \h </w:instrText>
         </w:r>
         <w:r>
           <w:rPr>
@@ -1754,7 +1754,7 @@
           <w14:ligatures w14:val="standardContextual"/>
         </w:rPr>
       </w:pPr>
-      <w:hyperlink w:anchor="_Toc231496485" w:history="1">
+      <w:hyperlink w:anchor="_Toc231754868" w:history="1">
         <w:r>
           <w:rPr>
             <w:rStyle w:val="afffffff5"/>
@@ -1781,7 +1781,7 @@
             <w:noProof/>
             <w:webHidden/>
           </w:rPr>
-          <w:instrText xml:space="preserve"> PAGEREF _Toc231496485 \h </w:instrText>
+          <w:instrText xml:space="preserve"> PAGEREF _Toc231754868 \h </w:instrText>
         </w:r>
         <w:r>
           <w:rPr>
@@ -1829,7 +1829,7 @@
           <w14:ligatures w14:val="standardContextual"/>
         </w:rPr>
       </w:pPr>
-      <w:hyperlink w:anchor="_Toc231496486" w:history="1">
+      <w:hyperlink w:anchor="_Toc231754869" w:history="1">
         <w:r>
           <w:rPr>
             <w:rStyle w:val="afffffff5"/>
@@ -1856,7 +1856,7 @@
             <w:noProof/>
             <w:webHidden/>
           </w:rPr>
-          <w:instrText xml:space="preserve"> PAGEREF _Toc231496486 \h </w:instrText>
+          <w:instrText xml:space="preserve"> PAGEREF _Toc231754869 \h </w:instrText>
         </w:r>
         <w:r>
           <w:rPr>
@@ -1904,7 +1904,7 @@
           <w14:ligatures w14:val="standardContextual"/>
         </w:rPr>
       </w:pPr>
-      <w:hyperlink w:anchor="_Toc231496487" w:history="1">
+      <w:hyperlink w:anchor="_Toc231754870" w:history="1">
         <w:r>
           <w:rPr>
             <w:rStyle w:val="afffffff5"/>
@@ -1931,7 +1931,7 @@
             <w:noProof/>
             <w:webHidden/>
           </w:rPr>
-          <w:instrText xml:space="preserve"> PAGEREF _Toc231496487 \h </w:instrText>
+          <w:instrText xml:space="preserve"> PAGEREF _Toc231754870 \h </w:instrText>
         </w:r>
         <w:r>
           <w:rPr>
@@ -1979,7 +1979,7 @@
           <w14:ligatures w14:val="standardContextual"/>
         </w:rPr>
       </w:pPr>
-      <w:hyperlink w:anchor="_Toc231496488" w:history="1">
+      <w:hyperlink w:anchor="_Toc231754871" w:history="1">
         <w:r>
           <w:rPr>
             <w:rStyle w:val="afffffff5"/>
@@ -2006,7 +2006,7 @@
             <w:noProof/>
             <w:webHidden/>
           </w:rPr>
-          <w:instrText xml:space="preserve"> PAGEREF _Toc231496488 \h </w:instrText>
+          <w:instrText xml:space="preserve"> PAGEREF _Toc231754871 \h </w:instrText>
         </w:r>
         <w:r>
           <w:rPr>
@@ -2054,7 +2054,7 @@
           <w14:ligatures w14:val="standardContextual"/>
         </w:rPr>
       </w:pPr>
-      <w:hyperlink w:anchor="_Toc231496489" w:history="1">
+      <w:hyperlink w:anchor="_Toc231754872" w:history="1">
         <w:r>
           <w:rPr>
             <w:rStyle w:val="afffffff5"/>
@@ -2081,7 +2081,7 @@
             <w:noProof/>
             <w:webHidden/>
           </w:rPr>
-          <w:instrText xml:space="preserve"> PAGEREF _Toc231496489 \h </w:instrText>
+          <w:instrText xml:space="preserve"> PAGEREF _Toc231754872 \h </w:instrText>
         </w:r>
         <w:r>
           <w:rPr>
@@ -2129,7 +2129,7 @@
           <w14:ligatures w14:val="standardContextual"/>
         </w:rPr>
       </w:pPr>
-      <w:hyperlink w:anchor="_Toc231496490" w:history="1">
+      <w:hyperlink w:anchor="_Toc231754873" w:history="1">
         <w:r>
           <w:rPr>
             <w:rStyle w:val="afffffff5"/>
@@ -2156,7 +2156,7 @@
             <w:noProof/>
             <w:webHidden/>
           </w:rPr>
-          <w:instrText xml:space="preserve"> PAGEREF _Toc231496490 \h </w:instrText>
+          <w:instrText xml:space="preserve"> PAGEREF _Toc231754873 \h </w:instrText>
         </w:r>
         <w:r>
           <w:rPr>
@@ -2204,7 +2204,7 @@
           <w14:ligatures w14:val="standardContextual"/>
         </w:rPr>
       </w:pPr>
-      <w:hyperlink w:anchor="_Toc231496491" w:history="1">
+      <w:hyperlink w:anchor="_Toc231754874" w:history="1">
         <w:r>
           <w:rPr>
             <w:rStyle w:val="afffffff5"/>
@@ -2231,7 +2231,7 @@
             <w:noProof/>
             <w:webHidden/>
           </w:rPr>
-          <w:instrText xml:space="preserve"> PAGEREF _Toc231496491 \h </w:instrText>
+          <w:instrText xml:space="preserve"> PAGEREF _Toc231754874 \h </w:instrText>
         </w:r>
         <w:r>
           <w:rPr>
@@ -2279,7 +2279,7 @@
           <w14:ligatures w14:val="standardContextual"/>
         </w:rPr>
       </w:pPr>
-      <w:hyperlink w:anchor="_Toc231496492" w:history="1">
+      <w:hyperlink w:anchor="_Toc231754875" w:history="1">
         <w:r>
           <w:rPr>
             <w:rStyle w:val="afffffff5"/>
@@ -2306,7 +2306,7 @@
             <w:noProof/>
             <w:webHidden/>
           </w:rPr>
-          <w:instrText xml:space="preserve"> PAGEREF _Toc231496492 \h </w:instrText>
+          <w:instrText xml:space="preserve"> PAGEREF _Toc231754875 \h </w:instrText>
         </w:r>
         <w:r>
           <w:rPr>
@@ -2354,7 +2354,7 @@
           <w14:ligatures w14:val="standardContextual"/>
         </w:rPr>
       </w:pPr>
-      <w:hyperlink w:anchor="_Toc231496493" w:history="1">
+      <w:hyperlink w:anchor="_Toc231754876" w:history="1">
         <w:r>
           <w:rPr>
             <w:rStyle w:val="afffffff5"/>
@@ -2381,7 +2381,7 @@
             <w:noProof/>
             <w:webHidden/>
           </w:rPr>
-          <w:instrText xml:space="preserve"> PAGEREF _Toc231496493 \h </w:instrText>
+          <w:instrText xml:space="preserve"> PAGEREF _Toc231754876 \h </w:instrText>
         </w:r>
         <w:r>
           <w:rPr>
@@ -2428,7 +2428,7 @@
           <w14:ligatures w14:val="standardContextual"/>
         </w:rPr>
       </w:pPr>
-      <w:hyperlink w:anchor="_Toc231496494" w:history="1">
+      <w:hyperlink w:anchor="_Toc231754877" w:history="1">
         <w:r>
           <w:rPr>
             <w:rStyle w:val="afffffff5"/>
@@ -2455,7 +2455,7 @@
             <w:noProof/>
             <w:webHidden/>
           </w:rPr>
-          <w:instrText xml:space="preserve"> PAGEREF _Toc231496494 \h </w:instrText>
+          <w:instrText xml:space="preserve"> PAGEREF _Toc231754877 \h </w:instrText>
         </w:r>
         <w:r>
           <w:rPr>
@@ -2504,7 +2504,7 @@
           <w14:ligatures w14:val="standardContextual"/>
         </w:rPr>
       </w:pPr>
-      <w:hyperlink w:anchor="_Toc231496495" w:history="1">
+      <w:hyperlink w:anchor="_Toc231754878" w:history="1">
         <w:r>
           <w:rPr>
             <w:rStyle w:val="afffffff5"/>
@@ -2531,7 +2531,7 @@
             <w:noProof/>
             <w:webHidden/>
           </w:rPr>
-          <w:instrText xml:space="preserve"> PAGEREF _Toc231496495 \h </w:instrText>
+          <w:instrText xml:space="preserve"> PAGEREF _Toc231754878 \h </w:instrText>
         </w:r>
         <w:r>
           <w:rPr>
@@ -2580,7 +2580,7 @@
           <w14:ligatures w14:val="standardContextual"/>
         </w:rPr>
       </w:pPr>
-      <w:hyperlink w:anchor="_Toc231496496" w:history="1">
+      <w:hyperlink w:anchor="_Toc231754879" w:history="1">
         <w:r>
           <w:rPr>
             <w:rStyle w:val="afffffff5"/>
@@ -2607,7 +2607,7 @@
             <w:noProof/>
             <w:webHidden/>
           </w:rPr>
-          <w:instrText xml:space="preserve"> PAGEREF _Toc231496496 \h </w:instrText>
+          <w:instrText xml:space="preserve"> PAGEREF _Toc231754879 \h </w:instrText>
         </w:r>
         <w:r>
           <w:rPr>
@@ -2655,7 +2655,7 @@
           <w14:ligatures w14:val="standardContextual"/>
         </w:rPr>
       </w:pPr>
-      <w:hyperlink w:anchor="_Toc231496497" w:history="1">
+      <w:hyperlink w:anchor="_Toc231754880" w:history="1">
         <w:r>
           <w:rPr>
             <w:rStyle w:val="afffffff5"/>
@@ -2682,7 +2682,7 @@
             <w:noProof/>
             <w:webHidden/>
           </w:rPr>
-          <w:instrText xml:space="preserve"> PAGEREF _Toc231496497 \h </w:instrText>
+          <w:instrText xml:space="preserve"> PAGEREF _Toc231754880 \h </w:instrText>
         </w:r>
         <w:r>
           <w:rPr>
@@ -2729,7 +2729,7 @@
           <w14:ligatures w14:val="standardContextual"/>
         </w:rPr>
       </w:pPr>
-      <w:hyperlink w:anchor="_Toc231496498" w:history="1">
+      <w:hyperlink w:anchor="_Toc231754881" w:history="1">
         <w:r>
           <w:rPr>
             <w:rStyle w:val="afffffff5"/>
@@ -2756,7 +2756,7 @@
             <w:noProof/>
             <w:webHidden/>
           </w:rPr>
-          <w:instrText xml:space="preserve"> PAGEREF _Toc231496498 \h </w:instrText>
+          <w:instrText xml:space="preserve"> PAGEREF _Toc231754881 \h </w:instrText>
         </w:r>
         <w:r>
           <w:rPr>
@@ -2803,7 +2803,7 @@
           <w14:ligatures w14:val="standardContextual"/>
         </w:rPr>
       </w:pPr>
-      <w:hyperlink w:anchor="_Toc231496499" w:history="1">
+      <w:hyperlink w:anchor="_Toc231754882" w:history="1">
         <w:r>
           <w:rPr>
             <w:rStyle w:val="afffffff5"/>
@@ -2830,7 +2830,7 @@
             <w:noProof/>
             <w:webHidden/>
           </w:rPr>
-          <w:instrText xml:space="preserve"> PAGEREF _Toc231496499 \h </w:instrText>
+          <w:instrText xml:space="preserve"> PAGEREF _Toc231754882 \h </w:instrText>
         </w:r>
         <w:r>
           <w:rPr>
@@ -2877,7 +2877,7 @@
           <w14:ligatures w14:val="standardContextual"/>
         </w:rPr>
       </w:pPr>
-      <w:hyperlink w:anchor="_Toc231496500" w:history="1">
+      <w:hyperlink w:anchor="_Toc231754883" w:history="1">
         <w:r>
           <w:rPr>
             <w:rStyle w:val="afffffff5"/>
@@ -2904,7 +2904,7 @@
             <w:noProof/>
             <w:webHidden/>
           </w:rPr>
-          <w:instrText xml:space="preserve"> PAGEREF _Toc231496500 \h </w:instrText>
+          <w:instrText xml:space="preserve"> PAGEREF _Toc231754883 \h </w:instrText>
         </w:r>
         <w:r>
           <w:rPr>
@@ -2952,7 +2952,7 @@
           <w14:ligatures w14:val="standardContextual"/>
         </w:rPr>
       </w:pPr>
-      <w:hyperlink w:anchor="_Toc231496501" w:history="1">
+      <w:hyperlink w:anchor="_Toc231754884" w:history="1">
         <w:r>
           <w:rPr>
             <w:rStyle w:val="afffffff5"/>
@@ -2979,7 +2979,7 @@
             <w:noProof/>
             <w:webHidden/>
           </w:rPr>
-          <w:instrText xml:space="preserve"> PAGEREF _Toc231496501 \h </w:instrText>
+          <w:instrText xml:space="preserve"> PAGEREF _Toc231754884 \h </w:instrText>
         </w:r>
         <w:r>
           <w:rPr>
@@ -3026,7 +3026,7 @@
           <w14:ligatures w14:val="standardContextual"/>
         </w:rPr>
       </w:pPr>
-      <w:hyperlink w:anchor="_Toc231496502" w:history="1">
+      <w:hyperlink w:anchor="_Toc231754885" w:history="1">
         <w:r>
           <w:rPr>
             <w:rStyle w:val="afffffff5"/>
@@ -3053,7 +3053,7 @@
             <w:noProof/>
             <w:webHidden/>
           </w:rPr>
-          <w:instrText xml:space="preserve"> PAGEREF _Toc231496502 \h </w:instrText>
+          <w:instrText xml:space="preserve"> PAGEREF _Toc231754885 \h </w:instrText>
         </w:r>
         <w:r>
           <w:rPr>
@@ -3100,7 +3100,7 @@
           <w14:ligatures w14:val="standardContextual"/>
         </w:rPr>
       </w:pPr>
-      <w:hyperlink w:anchor="_Toc231496503" w:history="1">
+      <w:hyperlink w:anchor="_Toc231754886" w:history="1">
         <w:r>
           <w:rPr>
             <w:rStyle w:val="afffffff5"/>
@@ -3127,7 +3127,7 @@
             <w:noProof/>
             <w:webHidden/>
           </w:rPr>
-          <w:instrText xml:space="preserve"> PAGEREF _Toc231496503 \h </w:instrText>
+          <w:instrText xml:space="preserve"> PAGEREF _Toc231754886 \h </w:instrText>
         </w:r>
         <w:r>
           <w:rPr>
@@ -3174,7 +3174,7 @@
           <w14:ligatures w14:val="standardContextual"/>
         </w:rPr>
       </w:pPr>
-      <w:hyperlink w:anchor="_Toc231496504" w:history="1">
+      <w:hyperlink w:anchor="_Toc231754887" w:history="1">
         <w:r>
           <w:rPr>
             <w:rStyle w:val="afffffff5"/>
@@ -3201,7 +3201,7 @@
             <w:noProof/>
             <w:webHidden/>
           </w:rPr>
-          <w:instrText xml:space="preserve"> PAGEREF _Toc231496504 \h </w:instrText>
+          <w:instrText xml:space="preserve"> PAGEREF _Toc231754887 \h </w:instrText>
         </w:r>
         <w:r>
           <w:rPr>
@@ -3249,7 +3249,7 @@
           <w14:ligatures w14:val="standardContextual"/>
         </w:rPr>
       </w:pPr>
-      <w:hyperlink w:anchor="_Toc231496505" w:history="1">
+      <w:hyperlink w:anchor="_Toc231754888" w:history="1">
         <w:r>
           <w:rPr>
             <w:rStyle w:val="afffffff5"/>
@@ -3276,7 +3276,7 @@
             <w:noProof/>
             <w:webHidden/>
           </w:rPr>
-          <w:instrText xml:space="preserve"> PAGEREF _Toc231496505 \h </w:instrText>
+          <w:instrText xml:space="preserve"> PAGEREF _Toc231754888 \h </w:instrText>
         </w:r>
         <w:r>
           <w:rPr>
@@ -3323,7 +3323,7 @@
           <w14:ligatures w14:val="standardContextual"/>
         </w:rPr>
       </w:pPr>
-      <w:hyperlink w:anchor="_Toc231496506" w:history="1">
+      <w:hyperlink w:anchor="_Toc231754889" w:history="1">
         <w:r>
           <w:rPr>
             <w:rStyle w:val="afffffff5"/>
@@ -3350,7 +3350,7 @@
             <w:noProof/>
             <w:webHidden/>
           </w:rPr>
-          <w:instrText xml:space="preserve"> PAGEREF _Toc231496506 \h </w:instrText>
+          <w:instrText xml:space="preserve"> PAGEREF _Toc231754889 \h </w:instrText>
         </w:r>
         <w:r>
           <w:rPr>
@@ -3397,7 +3397,7 @@
           <w14:ligatures w14:val="standardContextual"/>
         </w:rPr>
       </w:pPr>
-      <w:hyperlink w:anchor="_Toc231496507" w:history="1">
+      <w:hyperlink w:anchor="_Toc231754890" w:history="1">
         <w:r>
           <w:rPr>
             <w:rStyle w:val="afffffff5"/>
@@ -3424,7 +3424,7 @@
             <w:noProof/>
             <w:webHidden/>
           </w:rPr>
-          <w:instrText xml:space="preserve"> PAGEREF _Toc231496507 \h </w:instrText>
+          <w:instrText xml:space="preserve"> PAGEREF _Toc231754890 \h </w:instrText>
         </w:r>
         <w:r>
           <w:rPr>
@@ -3472,7 +3472,7 @@
           <w14:ligatures w14:val="standardContextual"/>
         </w:rPr>
       </w:pPr>
-      <w:hyperlink w:anchor="_Toc231496508" w:history="1">
+      <w:hyperlink w:anchor="_Toc231754891" w:history="1">
         <w:r>
           <w:rPr>
             <w:rStyle w:val="afffffff5"/>
@@ -3499,7 +3499,7 @@
             <w:noProof/>
             <w:webHidden/>
           </w:rPr>
-          <w:instrText xml:space="preserve"> PAGEREF _Toc231496508 \h </w:instrText>
+          <w:instrText xml:space="preserve"> PAGEREF _Toc231754891 \h </w:instrText>
         </w:r>
         <w:r>
           <w:rPr>
@@ -3546,7 +3546,7 @@
           <w14:ligatures w14:val="standardContextual"/>
         </w:rPr>
       </w:pPr>
-      <w:hyperlink w:anchor="_Toc231496509" w:history="1">
+      <w:hyperlink w:anchor="_Toc231754892" w:history="1">
         <w:r>
           <w:rPr>
             <w:rStyle w:val="afffffff5"/>
@@ -3573,7 +3573,7 @@
             <w:noProof/>
             <w:webHidden/>
           </w:rPr>
-          <w:instrText xml:space="preserve"> PAGEREF _Toc231496509 \h </w:instrText>
+          <w:instrText xml:space="preserve"> PAGEREF _Toc231754892 \h </w:instrText>
         </w:r>
         <w:r>
           <w:rPr>
@@ -3620,7 +3620,7 @@
           <w14:ligatures w14:val="standardContextual"/>
         </w:rPr>
       </w:pPr>
-      <w:hyperlink w:anchor="_Toc231496510" w:history="1">
+      <w:hyperlink w:anchor="_Toc231754893" w:history="1">
         <w:r>
           <w:rPr>
             <w:rStyle w:val="afffffff5"/>
@@ -3647,7 +3647,7 @@
             <w:noProof/>
             <w:webHidden/>
           </w:rPr>
-          <w:instrText xml:space="preserve"> PAGEREF _Toc231496510 \h </w:instrText>
+          <w:instrText xml:space="preserve"> PAGEREF _Toc231754893 \h </w:instrText>
         </w:r>
         <w:r>
           <w:rPr>
@@ -3694,7 +3694,7 @@
           <w14:ligatures w14:val="standardContextual"/>
         </w:rPr>
       </w:pPr>
-      <w:hyperlink w:anchor="_Toc231496511" w:history="1">
+      <w:hyperlink w:anchor="_Toc231754894" w:history="1">
         <w:r>
           <w:rPr>
             <w:rStyle w:val="afffffff5"/>
@@ -3721,7 +3721,7 @@
             <w:noProof/>
             <w:webHidden/>
           </w:rPr>
-          <w:instrText xml:space="preserve"> PAGEREF _Toc231496511 \h </w:instrText>
+          <w:instrText xml:space="preserve"> PAGEREF _Toc231754894 \h </w:instrText>
         </w:r>
         <w:r>
           <w:rPr>
@@ -3769,7 +3769,7 @@
           <w14:ligatures w14:val="standardContextual"/>
         </w:rPr>
       </w:pPr>
-      <w:hyperlink w:anchor="_Toc231496512" w:history="1">
+      <w:hyperlink w:anchor="_Toc231754895" w:history="1">
         <w:r>
           <w:rPr>
             <w:rStyle w:val="afffffff5"/>
@@ -3796,7 +3796,7 @@
             <w:noProof/>
             <w:webHidden/>
           </w:rPr>
-          <w:instrText xml:space="preserve"> PAGEREF _Toc231496512 \h </w:instrText>
+          <w:instrText xml:space="preserve"> PAGEREF _Toc231754895 \h </w:instrText>
         </w:r>
         <w:r>
           <w:rPr>
@@ -3843,7 +3843,7 @@
           <w14:ligatures w14:val="standardContextual"/>
         </w:rPr>
       </w:pPr>
-      <w:hyperlink w:anchor="_Toc231496513" w:history="1">
+      <w:hyperlink w:anchor="_Toc231754896" w:history="1">
         <w:r>
           <w:rPr>
             <w:rStyle w:val="afffffff5"/>
@@ -3870,7 +3870,7 @@
             <w:noProof/>
             <w:webHidden/>
           </w:rPr>
-          <w:instrText xml:space="preserve"> PAGEREF _Toc231496513 \h </w:instrText>
+          <w:instrText xml:space="preserve"> PAGEREF _Toc231754896 \h </w:instrText>
         </w:r>
         <w:r>
           <w:rPr>
@@ -3917,7 +3917,7 @@
           <w14:ligatures w14:val="standardContextual"/>
         </w:rPr>
       </w:pPr>
-      <w:hyperlink w:anchor="_Toc231496514" w:history="1">
+      <w:hyperlink w:anchor="_Toc231754897" w:history="1">
         <w:r>
           <w:rPr>
             <w:rStyle w:val="afffffff5"/>
@@ -3944,7 +3944,7 @@
             <w:noProof/>
             <w:webHidden/>
           </w:rPr>
-          <w:instrText xml:space="preserve"> PAGEREF _Toc231496514 \h </w:instrText>
+          <w:instrText xml:space="preserve"> PAGEREF _Toc231754897 \h </w:instrText>
         </w:r>
         <w:r>
           <w:rPr>
@@ -3991,7 +3991,7 @@
           <w14:ligatures w14:val="standardContextual"/>
         </w:rPr>
       </w:pPr>
-      <w:hyperlink w:anchor="_Toc231496515" w:history="1">
+      <w:hyperlink w:anchor="_Toc231754898" w:history="1">
         <w:r>
           <w:rPr>
             <w:rStyle w:val="afffffff5"/>
@@ -4018,7 +4018,7 @@
             <w:noProof/>
             <w:webHidden/>
           </w:rPr>
-          <w:instrText xml:space="preserve"> PAGEREF _Toc231496515 \h </w:instrText>
+          <w:instrText xml:space="preserve"> PAGEREF _Toc231754898 \h </w:instrText>
         </w:r>
         <w:r>
           <w:rPr>
@@ -4066,7 +4066,7 @@
           <w14:ligatures w14:val="standardContextual"/>
         </w:rPr>
       </w:pPr>
-      <w:hyperlink w:anchor="_Toc231496516" w:history="1">
+      <w:hyperlink w:anchor="_Toc231754899" w:history="1">
         <w:r>
           <w:rPr>
             <w:rStyle w:val="afffffff5"/>
@@ -4093,7 +4093,7 @@
             <w:noProof/>
             <w:webHidden/>
           </w:rPr>
-          <w:instrText xml:space="preserve"> PAGEREF _Toc231496516 \h </w:instrText>
+          <w:instrText xml:space="preserve"> PAGEREF _Toc231754899 \h </w:instrText>
         </w:r>
         <w:r>
           <w:rPr>
@@ -4140,7 +4140,7 @@
           <w14:ligatures w14:val="standardContextual"/>
         </w:rPr>
       </w:pPr>
-      <w:hyperlink w:anchor="_Toc231496517" w:history="1">
+      <w:hyperlink w:anchor="_Toc231754900" w:history="1">
         <w:r>
           <w:rPr>
             <w:rStyle w:val="afffffff5"/>
@@ -4167,7 +4167,7 @@
             <w:noProof/>
             <w:webHidden/>
           </w:rPr>
-          <w:instrText xml:space="preserve"> PAGEREF _Toc231496517 \h </w:instrText>
+          <w:instrText xml:space="preserve"> PAGEREF _Toc231754900 \h </w:instrText>
         </w:r>
         <w:r>
           <w:rPr>
@@ -4214,7 +4214,7 @@
           <w14:ligatures w14:val="standardContextual"/>
         </w:rPr>
       </w:pPr>
-      <w:hyperlink w:anchor="_Toc231496518" w:history="1">
+      <w:hyperlink w:anchor="_Toc231754901" w:history="1">
         <w:r>
           <w:rPr>
             <w:rStyle w:val="afffffff5"/>
@@ -4241,7 +4241,7 @@
             <w:noProof/>
             <w:webHidden/>
           </w:rPr>
-          <w:instrText xml:space="preserve"> PAGEREF _Toc231496518 \h </w:instrText>
+          <w:instrText xml:space="preserve"> PAGEREF _Toc231754901 \h </w:instrText>
         </w:r>
         <w:r>
           <w:rPr>
@@ -4288,7 +4288,7 @@
           <w14:ligatures w14:val="standardContextual"/>
         </w:rPr>
       </w:pPr>
-      <w:hyperlink w:anchor="_Toc231496519" w:history="1">
+      <w:hyperlink w:anchor="_Toc231754902" w:history="1">
         <w:r>
           <w:rPr>
             <w:rStyle w:val="afffffff5"/>
@@ -4315,7 +4315,7 @@
             <w:noProof/>
             <w:webHidden/>
           </w:rPr>
-          <w:instrText xml:space="preserve"> PAGEREF _Toc231496519 \h </w:instrText>
+          <w:instrText xml:space="preserve"> PAGEREF _Toc231754902 \h </w:instrText>
         </w:r>
         <w:r>
           <w:rPr>
@@ -4363,7 +4363,7 @@
           <w14:ligatures w14:val="standardContextual"/>
         </w:rPr>
       </w:pPr>
-      <w:hyperlink w:anchor="_Toc231496520" w:history="1">
+      <w:hyperlink w:anchor="_Toc231754903" w:history="1">
         <w:r>
           <w:rPr>
             <w:rStyle w:val="afffffff5"/>
@@ -4390,7 +4390,7 @@
             <w:noProof/>
             <w:webHidden/>
           </w:rPr>
-          <w:instrText xml:space="preserve"> PAGEREF _Toc231496520 \h </w:instrText>
+          <w:instrText xml:space="preserve"> PAGEREF _Toc231754903 \h </w:instrText>
         </w:r>
         <w:r>
           <w:rPr>
@@ -4437,7 +4437,7 @@
           <w14:ligatures w14:val="standardContextual"/>
         </w:rPr>
       </w:pPr>
-      <w:hyperlink w:anchor="_Toc231496521" w:history="1">
+      <w:hyperlink w:anchor="_Toc231754904" w:history="1">
         <w:r>
           <w:rPr>
             <w:rStyle w:val="afffffff5"/>
@@ -4464,7 +4464,7 @@
             <w:noProof/>
             <w:webHidden/>
           </w:rPr>
-          <w:instrText xml:space="preserve"> PAGEREF _Toc231496521 \h </w:instrText>
+          <w:instrText xml:space="preserve"> PAGEREF _Toc231754904 \h </w:instrText>
         </w:r>
         <w:r>
           <w:rPr>
@@ -4511,7 +4511,7 @@
           <w14:ligatures w14:val="standardContextual"/>
         </w:rPr>
       </w:pPr>
-      <w:hyperlink w:anchor="_Toc231496522" w:history="1">
+      <w:hyperlink w:anchor="_Toc231754905" w:history="1">
         <w:r>
           <w:rPr>
             <w:rStyle w:val="afffffff5"/>
@@ -4538,7 +4538,7 @@
             <w:noProof/>
             <w:webHidden/>
           </w:rPr>
-          <w:instrText xml:space="preserve"> PAGEREF _Toc231496522 \h </w:instrText>
+          <w:instrText xml:space="preserve"> PAGEREF _Toc231754905 \h </w:instrText>
         </w:r>
         <w:r>
           <w:rPr>
@@ -4585,7 +4585,7 @@
           <w14:ligatures w14:val="standardContextual"/>
         </w:rPr>
       </w:pPr>
-      <w:hyperlink w:anchor="_Toc231496523" w:history="1">
+      <w:hyperlink w:anchor="_Toc231754906" w:history="1">
         <w:r>
           <w:rPr>
             <w:rStyle w:val="afffffff5"/>
@@ -4612,7 +4612,7 @@
             <w:noProof/>
             <w:webHidden/>
           </w:rPr>
-          <w:instrText xml:space="preserve"> PAGEREF _Toc231496523 \h </w:instrText>
+          <w:instrText xml:space="preserve"> PAGEREF _Toc231754906 \h </w:instrText>
         </w:r>
         <w:r>
           <w:rPr>
@@ -4660,7 +4660,7 @@
           <w14:ligatures w14:val="standardContextual"/>
         </w:rPr>
       </w:pPr>
-      <w:hyperlink w:anchor="_Toc231496524" w:history="1">
+      <w:hyperlink w:anchor="_Toc231754907" w:history="1">
         <w:r>
           <w:rPr>
             <w:rStyle w:val="afffffff5"/>
@@ -4687,7 +4687,7 @@
             <w:noProof/>
             <w:webHidden/>
           </w:rPr>
-          <w:instrText xml:space="preserve"> PAGEREF _Toc231496524 \h </w:instrText>
+          <w:instrText xml:space="preserve"> PAGEREF _Toc231754907 \h </w:instrText>
         </w:r>
         <w:r>
           <w:rPr>
@@ -4734,7 +4734,7 @@
           <w14:ligatures w14:val="standardContextual"/>
         </w:rPr>
       </w:pPr>
-      <w:hyperlink w:anchor="_Toc231496525" w:history="1">
+      <w:hyperlink w:anchor="_Toc231754908" w:history="1">
         <w:r>
           <w:rPr>
             <w:rStyle w:val="afffffff5"/>
@@ -4761,7 +4761,7 @@
             <w:noProof/>
             <w:webHidden/>
           </w:rPr>
-          <w:instrText xml:space="preserve"> PAGEREF _Toc231496525 \h </w:instrText>
+          <w:instrText xml:space="preserve"> PAGEREF _Toc231754908 \h </w:instrText>
         </w:r>
         <w:r>
           <w:rPr>
@@ -4808,7 +4808,7 @@
           <w14:ligatures w14:val="standardContextual"/>
         </w:rPr>
       </w:pPr>
-      <w:hyperlink w:anchor="_Toc231496526" w:history="1">
+      <w:hyperlink w:anchor="_Toc231754909" w:history="1">
         <w:r>
           <w:rPr>
             <w:rStyle w:val="afffffff5"/>
@@ -4835,7 +4835,7 @@
             <w:noProof/>
             <w:webHidden/>
           </w:rPr>
-          <w:instrText xml:space="preserve"> PAGEREF _Toc231496526 \h </w:instrText>
+          <w:instrText xml:space="preserve"> PAGEREF _Toc231754909 \h </w:instrText>
         </w:r>
         <w:r>
           <w:rPr>
@@ -4882,7 +4882,7 @@
           <w14:ligatures w14:val="standardContextual"/>
         </w:rPr>
       </w:pPr>
-      <w:hyperlink w:anchor="_Toc231496527" w:history="1">
+      <w:hyperlink w:anchor="_Toc231754910" w:history="1">
         <w:r>
           <w:rPr>
             <w:rStyle w:val="afffffff5"/>
@@ -4909,7 +4909,7 @@
             <w:noProof/>
             <w:webHidden/>
           </w:rPr>
-          <w:instrText xml:space="preserve"> PAGEREF _Toc231496527 \h </w:instrText>
+          <w:instrText xml:space="preserve"> PAGEREF _Toc231754910 \h </w:instrText>
         </w:r>
         <w:r>
           <w:rPr>
@@ -4957,7 +4957,7 @@
           <w14:ligatures w14:val="standardContextual"/>
         </w:rPr>
       </w:pPr>
-      <w:hyperlink w:anchor="_Toc231496528" w:history="1">
+      <w:hyperlink w:anchor="_Toc231754911" w:history="1">
         <w:r>
           <w:rPr>
             <w:rStyle w:val="afffffff5"/>
@@ -4984,7 +4984,7 @@
             <w:noProof/>
             <w:webHidden/>
           </w:rPr>
-          <w:instrText xml:space="preserve"> PAGEREF _Toc231496528 \h </w:instrText>
+          <w:instrText xml:space="preserve"> PAGEREF _Toc231754911 \h </w:instrText>
         </w:r>
         <w:r>
           <w:rPr>
@@ -5031,7 +5031,7 @@
           <w14:ligatures w14:val="standardContextual"/>
         </w:rPr>
       </w:pPr>
-      <w:hyperlink w:anchor="_Toc231496529" w:history="1">
+      <w:hyperlink w:anchor="_Toc231754912" w:history="1">
         <w:r>
           <w:rPr>
             <w:rStyle w:val="afffffff5"/>
@@ -5058,7 +5058,7 @@
             <w:noProof/>
             <w:webHidden/>
           </w:rPr>
-          <w:instrText xml:space="preserve"> PAGEREF _Toc231496529 \h </w:instrText>
+          <w:instrText xml:space="preserve"> PAGEREF _Toc231754912 \h </w:instrText>
         </w:r>
         <w:r>
           <w:rPr>
@@ -5105,7 +5105,7 @@
           <w14:ligatures w14:val="standardContextual"/>
         </w:rPr>
       </w:pPr>
-      <w:hyperlink w:anchor="_Toc231496530" w:history="1">
+      <w:hyperlink w:anchor="_Toc231754913" w:history="1">
         <w:r>
           <w:rPr>
             <w:rStyle w:val="afffffff5"/>
@@ -5132,7 +5132,7 @@
             <w:noProof/>
             <w:webHidden/>
           </w:rPr>
-          <w:instrText xml:space="preserve"> PAGEREF _Toc231496530 \h </w:instrText>
+          <w:instrText xml:space="preserve"> PAGEREF _Toc231754913 \h </w:instrText>
         </w:r>
         <w:r>
           <w:rPr>
@@ -5179,7 +5179,7 @@
           <w14:ligatures w14:val="standardContextual"/>
         </w:rPr>
       </w:pPr>
-      <w:hyperlink w:anchor="_Toc231496531" w:history="1">
+      <w:hyperlink w:anchor="_Toc231754914" w:history="1">
         <w:r>
           <w:rPr>
             <w:rStyle w:val="afffffff5"/>
@@ -5206,7 +5206,7 @@
             <w:noProof/>
             <w:webHidden/>
           </w:rPr>
-          <w:instrText xml:space="preserve"> PAGEREF _Toc231496531 \h </w:instrText>
+          <w:instrText xml:space="preserve"> PAGEREF _Toc231754914 \h </w:instrText>
         </w:r>
         <w:r>
           <w:rPr>
@@ -5254,7 +5254,7 @@
           <w14:ligatures w14:val="standardContextual"/>
         </w:rPr>
       </w:pPr>
-      <w:hyperlink w:anchor="_Toc231496532" w:history="1">
+      <w:hyperlink w:anchor="_Toc231754915" w:history="1">
         <w:r>
           <w:rPr>
             <w:rStyle w:val="afffffff5"/>
@@ -5281,7 +5281,7 @@
             <w:noProof/>
             <w:webHidden/>
           </w:rPr>
-          <w:instrText xml:space="preserve"> PAGEREF _Toc231496532 \h </w:instrText>
+          <w:instrText xml:space="preserve"> PAGEREF _Toc231754915 \h </w:instrText>
         </w:r>
         <w:r>
           <w:rPr>
@@ -5328,7 +5328,7 @@
           <w14:ligatures w14:val="standardContextual"/>
         </w:rPr>
       </w:pPr>
-      <w:hyperlink w:anchor="_Toc231496533" w:history="1">
+      <w:hyperlink w:anchor="_Toc231754916" w:history="1">
         <w:r>
           <w:rPr>
             <w:rStyle w:val="afffffff5"/>
@@ -5355,7 +5355,7 @@
             <w:noProof/>
             <w:webHidden/>
           </w:rPr>
-          <w:instrText xml:space="preserve"> PAGEREF _Toc231496533 \h </w:instrText>
+          <w:instrText xml:space="preserve"> PAGEREF _Toc231754916 \h </w:instrText>
         </w:r>
         <w:r>
           <w:rPr>
@@ -5402,7 +5402,7 @@
           <w14:ligatures w14:val="standardContextual"/>
         </w:rPr>
       </w:pPr>
-      <w:hyperlink w:anchor="_Toc231496534" w:history="1">
+      <w:hyperlink w:anchor="_Toc231754917" w:history="1">
         <w:r>
           <w:rPr>
             <w:rStyle w:val="afffffff5"/>
@@ -5429,7 +5429,7 @@
             <w:noProof/>
             <w:webHidden/>
           </w:rPr>
-          <w:instrText xml:space="preserve"> PAGEREF _Toc231496534 \h </w:instrText>
+          <w:instrText xml:space="preserve"> PAGEREF _Toc231754917 \h </w:instrText>
         </w:r>
         <w:r>
           <w:rPr>
@@ -5476,7 +5476,7 @@
           <w14:ligatures w14:val="standardContextual"/>
         </w:rPr>
       </w:pPr>
-      <w:hyperlink w:anchor="_Toc231496535" w:history="1">
+      <w:hyperlink w:anchor="_Toc231754918" w:history="1">
         <w:r>
           <w:rPr>
             <w:rStyle w:val="afffffff5"/>
@@ -5503,7 +5503,7 @@
             <w:noProof/>
             <w:webHidden/>
           </w:rPr>
-          <w:instrText xml:space="preserve"> PAGEREF _Toc231496535 \h </w:instrText>
+          <w:instrText xml:space="preserve"> PAGEREF _Toc231754918 \h </w:instrText>
         </w:r>
         <w:r>
           <w:rPr>
@@ -5551,7 +5551,7 @@
           <w14:ligatures w14:val="standardContextual"/>
         </w:rPr>
       </w:pPr>
-      <w:hyperlink w:anchor="_Toc231496536" w:history="1">
+      <w:hyperlink w:anchor="_Toc231754919" w:history="1">
         <w:r>
           <w:rPr>
             <w:rStyle w:val="afffffff5"/>
@@ -5578,7 +5578,7 @@
             <w:noProof/>
             <w:webHidden/>
           </w:rPr>
-          <w:instrText xml:space="preserve"> PAGEREF _Toc231496536 \h </w:instrText>
+          <w:instrText xml:space="preserve"> PAGEREF _Toc231754919 \h </w:instrText>
         </w:r>
         <w:r>
           <w:rPr>
@@ -5625,7 +5625,7 @@
           <w14:ligatures w14:val="standardContextual"/>
         </w:rPr>
       </w:pPr>
-      <w:hyperlink w:anchor="_Toc231496537" w:history="1">
+      <w:hyperlink w:anchor="_Toc231754920" w:history="1">
         <w:r>
           <w:rPr>
             <w:rStyle w:val="afffffff5"/>
@@ -5652,7 +5652,7 @@
             <w:noProof/>
             <w:webHidden/>
           </w:rPr>
-          <w:instrText xml:space="preserve"> PAGEREF _Toc231496537 \h </w:instrText>
+          <w:instrText xml:space="preserve"> PAGEREF _Toc231754920 \h </w:instrText>
         </w:r>
         <w:r>
           <w:rPr>
@@ -5699,7 +5699,7 @@
           <w14:ligatures w14:val="standardContextual"/>
         </w:rPr>
       </w:pPr>
-      <w:hyperlink w:anchor="_Toc231496538" w:history="1">
+      <w:hyperlink w:anchor="_Toc231754921" w:history="1">
         <w:r>
           <w:rPr>
             <w:rStyle w:val="afffffff5"/>
@@ -5726,7 +5726,7 @@
             <w:noProof/>
             <w:webHidden/>
           </w:rPr>
-          <w:instrText xml:space="preserve"> PAGEREF _Toc231496538 \h </w:instrText>
+          <w:instrText xml:space="preserve"> PAGEREF _Toc231754921 \h </w:instrText>
         </w:r>
         <w:r>
           <w:rPr>
@@ -5773,7 +5773,7 @@
           <w14:ligatures w14:val="standardContextual"/>
         </w:rPr>
       </w:pPr>
-      <w:hyperlink w:anchor="_Toc231496539" w:history="1">
+      <w:hyperlink w:anchor="_Toc231754922" w:history="1">
         <w:r>
           <w:rPr>
             <w:rStyle w:val="afffffff5"/>
@@ -5800,7 +5800,7 @@
             <w:noProof/>
             <w:webHidden/>
           </w:rPr>
-          <w:instrText xml:space="preserve"> PAGEREF _Toc231496539 \h </w:instrText>
+          <w:instrText xml:space="preserve"> PAGEREF _Toc231754922 \h </w:instrText>
         </w:r>
         <w:r>
           <w:rPr>
@@ -5848,7 +5848,7 @@
           <w14:ligatures w14:val="standardContextual"/>
         </w:rPr>
       </w:pPr>
-      <w:hyperlink w:anchor="_Toc231496540" w:history="1">
+      <w:hyperlink w:anchor="_Toc231754923" w:history="1">
         <w:r>
           <w:rPr>
             <w:rStyle w:val="afffffff5"/>
@@ -5875,7 +5875,7 @@
             <w:noProof/>
             <w:webHidden/>
           </w:rPr>
-          <w:instrText xml:space="preserve"> PAGEREF _Toc231496540 \h </w:instrText>
+          <w:instrText xml:space="preserve"> PAGEREF _Toc231754923 \h </w:instrText>
         </w:r>
         <w:r>
           <w:rPr>
@@ -5922,7 +5922,7 @@
           <w14:ligatures w14:val="standardContextual"/>
         </w:rPr>
       </w:pPr>
-      <w:hyperlink w:anchor="_Toc231496541" w:history="1">
+      <w:hyperlink w:anchor="_Toc231754924" w:history="1">
         <w:r>
           <w:rPr>
             <w:rStyle w:val="afffffff5"/>
@@ -5949,7 +5949,7 @@
             <w:noProof/>
             <w:webHidden/>
           </w:rPr>
-          <w:instrText xml:space="preserve"> PAGEREF _Toc231496541 \h </w:instrText>
+          <w:instrText xml:space="preserve"> PAGEREF _Toc231754924 \h </w:instrText>
         </w:r>
         <w:r>
           <w:rPr>
@@ -5996,7 +5996,7 @@
           <w14:ligatures w14:val="standardContextual"/>
         </w:rPr>
       </w:pPr>
-      <w:hyperlink w:anchor="_Toc231496542" w:history="1">
+      <w:hyperlink w:anchor="_Toc231754925" w:history="1">
         <w:r>
           <w:rPr>
             <w:rStyle w:val="afffffff5"/>
@@ -6023,7 +6023,7 @@
             <w:noProof/>
             <w:webHidden/>
           </w:rPr>
-          <w:instrText xml:space="preserve"> PAGEREF _Toc231496542 \h </w:instrText>
+          <w:instrText xml:space="preserve"> PAGEREF _Toc231754925 \h </w:instrText>
         </w:r>
         <w:r>
           <w:rPr>
@@ -6070,7 +6070,7 @@
           <w14:ligatures w14:val="standardContextual"/>
         </w:rPr>
       </w:pPr>
-      <w:hyperlink w:anchor="_Toc231496543" w:history="1">
+      <w:hyperlink w:anchor="_Toc231754926" w:history="1">
         <w:r>
           <w:rPr>
             <w:rStyle w:val="afffffff5"/>
@@ -6097,7 +6097,7 @@
             <w:noProof/>
             <w:webHidden/>
           </w:rPr>
-          <w:instrText xml:space="preserve"> PAGEREF _Toc231496543 \h </w:instrText>
+          <w:instrText xml:space="preserve"> PAGEREF _Toc231754926 \h </w:instrText>
         </w:r>
         <w:r>
           <w:rPr>
@@ -6145,7 +6145,7 @@
           <w14:ligatures w14:val="standardContextual"/>
         </w:rPr>
       </w:pPr>
-      <w:hyperlink w:anchor="_Toc231496544" w:history="1">
+      <w:hyperlink w:anchor="_Toc231754927" w:history="1">
         <w:r>
           <w:rPr>
             <w:rStyle w:val="afffffff5"/>
@@ -6172,7 +6172,7 @@
             <w:noProof/>
             <w:webHidden/>
           </w:rPr>
-          <w:instrText xml:space="preserve"> PAGEREF _Toc231496544 \h </w:instrText>
+          <w:instrText xml:space="preserve"> PAGEREF _Toc231754927 \h </w:instrText>
         </w:r>
         <w:r>
           <w:rPr>
@@ -6219,7 +6219,7 @@
           <w14:ligatures w14:val="standardContextual"/>
         </w:rPr>
       </w:pPr>
-      <w:hyperlink w:anchor="_Toc231496545" w:history="1">
+      <w:hyperlink w:anchor="_Toc231754928" w:history="1">
         <w:r>
           <w:rPr>
             <w:rStyle w:val="afffffff5"/>
@@ -6246,7 +6246,7 @@
             <w:noProof/>
             <w:webHidden/>
           </w:rPr>
-          <w:instrText xml:space="preserve"> PAGEREF _Toc231496545 \h </w:instrText>
+          <w:instrText xml:space="preserve"> PAGEREF _Toc231754928 \h </w:instrText>
         </w:r>
         <w:r>
           <w:rPr>
@@ -6293,7 +6293,7 @@
           <w14:ligatures w14:val="standardContextual"/>
         </w:rPr>
       </w:pPr>
-      <w:hyperlink w:anchor="_Toc231496546" w:history="1">
+      <w:hyperlink w:anchor="_Toc231754929" w:history="1">
         <w:r>
           <w:rPr>
             <w:rStyle w:val="afffffff5"/>
@@ -6320,7 +6320,7 @@
             <w:noProof/>
             <w:webHidden/>
           </w:rPr>
-          <w:instrText xml:space="preserve"> PAGEREF _Toc231496546 \h </w:instrText>
+          <w:instrText xml:space="preserve"> PAGEREF _Toc231754929 \h </w:instrText>
         </w:r>
         <w:r>
           <w:rPr>
@@ -6367,7 +6367,7 @@
           <w14:ligatures w14:val="standardContextual"/>
         </w:rPr>
       </w:pPr>
-      <w:hyperlink w:anchor="_Toc231496547" w:history="1">
+      <w:hyperlink w:anchor="_Toc231754930" w:history="1">
         <w:r>
           <w:rPr>
             <w:rStyle w:val="afffffff5"/>
@@ -6394,7 +6394,7 @@
             <w:noProof/>
             <w:webHidden/>
           </w:rPr>
-          <w:instrText xml:space="preserve"> PAGEREF _Toc231496547 \h </w:instrText>
+          <w:instrText xml:space="preserve"> PAGEREF _Toc231754930 \h </w:instrText>
         </w:r>
         <w:r>
           <w:rPr>
@@ -6441,7 +6441,7 @@
           <w14:ligatures w14:val="standardContextual"/>
         </w:rPr>
       </w:pPr>
-      <w:hyperlink w:anchor="_Toc231496548" w:history="1">
+      <w:hyperlink w:anchor="_Toc231754931" w:history="1">
         <w:r>
           <w:rPr>
             <w:rStyle w:val="afffffff5"/>
@@ -6468,7 +6468,7 @@
             <w:noProof/>
             <w:webHidden/>
           </w:rPr>
-          <w:instrText xml:space="preserve"> PAGEREF _Toc231496548 \h </w:instrText>
+          <w:instrText xml:space="preserve"> PAGEREF _Toc231754931 \h </w:instrText>
         </w:r>
         <w:r>
           <w:rPr>
@@ -6516,7 +6516,7 @@
           <w14:ligatures w14:val="standardContextual"/>
         </w:rPr>
       </w:pPr>
-      <w:hyperlink w:anchor="_Toc231496549" w:history="1">
+      <w:hyperlink w:anchor="_Toc231754932" w:history="1">
         <w:r>
           <w:rPr>
             <w:rStyle w:val="afffffff5"/>
@@ -6543,7 +6543,7 @@
             <w:noProof/>
             <w:webHidden/>
           </w:rPr>
-          <w:instrText xml:space="preserve"> PAGEREF _Toc231496549 \h </w:instrText>
+          <w:instrText xml:space="preserve"> PAGEREF _Toc231754932 \h </w:instrText>
         </w:r>
         <w:r>
           <w:rPr>
@@ -6590,7 +6590,7 @@
           <w14:ligatures w14:val="standardContextual"/>
         </w:rPr>
       </w:pPr>
-      <w:hyperlink w:anchor="_Toc231496550" w:history="1">
+      <w:hyperlink w:anchor="_Toc231754933" w:history="1">
         <w:r>
           <w:rPr>
             <w:rStyle w:val="afffffff5"/>
@@ -6617,7 +6617,7 @@
             <w:noProof/>
             <w:webHidden/>
           </w:rPr>
-          <w:instrText xml:space="preserve"> PAGEREF _Toc231496550 \h </w:instrText>
+          <w:instrText xml:space="preserve"> PAGEREF _Toc231754933 \h </w:instrText>
         </w:r>
         <w:r>
           <w:rPr>
@@ -6664,7 +6664,7 @@
           <w14:ligatures w14:val="standardContextual"/>
         </w:rPr>
       </w:pPr>
-      <w:hyperlink w:anchor="_Toc231496551" w:history="1">
+      <w:hyperlink w:anchor="_Toc231754934" w:history="1">
         <w:r>
           <w:rPr>
             <w:rStyle w:val="afffffff5"/>
@@ -6691,7 +6691,7 @@
             <w:noProof/>
             <w:webHidden/>
           </w:rPr>
-          <w:instrText xml:space="preserve"> PAGEREF _Toc231496551 \h </w:instrText>
+          <w:instrText xml:space="preserve"> PAGEREF _Toc231754934 \h </w:instrText>
         </w:r>
         <w:r>
           <w:rPr>
@@ -6738,7 +6738,7 @@
           <w14:ligatures w14:val="standardContextual"/>
         </w:rPr>
       </w:pPr>
-      <w:hyperlink w:anchor="_Toc231496552" w:history="1">
+      <w:hyperlink w:anchor="_Toc231754935" w:history="1">
         <w:r>
           <w:rPr>
             <w:rStyle w:val="afffffff5"/>
@@ -6765,7 +6765,7 @@
             <w:noProof/>
             <w:webHidden/>
           </w:rPr>
-          <w:instrText xml:space="preserve"> PAGEREF _Toc231496552 \h </w:instrText>
+          <w:instrText xml:space="preserve"> PAGEREF _Toc231754935 \h </w:instrText>
         </w:r>
         <w:r>
           <w:rPr>
@@ -6812,7 +6812,7 @@
           <w14:ligatures w14:val="standardContextual"/>
         </w:rPr>
       </w:pPr>
-      <w:hyperlink w:anchor="_Toc231496553" w:history="1">
+      <w:hyperlink w:anchor="_Toc231754936" w:history="1">
         <w:r>
           <w:rPr>
             <w:rStyle w:val="afffffff5"/>
@@ -6839,7 +6839,7 @@
             <w:noProof/>
             <w:webHidden/>
           </w:rPr>
-          <w:instrText xml:space="preserve"> PAGEREF _Toc231496553 \h </w:instrText>
+          <w:instrText xml:space="preserve"> PAGEREF _Toc231754936 \h </w:instrText>
         </w:r>
         <w:r>
           <w:rPr>
@@ -6887,7 +6887,7 @@
           <w14:ligatures w14:val="standardContextual"/>
         </w:rPr>
       </w:pPr>
-      <w:hyperlink w:anchor="_Toc231496554" w:history="1">
+      <w:hyperlink w:anchor="_Toc231754937" w:history="1">
         <w:r>
           <w:rPr>
             <w:rStyle w:val="afffffff5"/>
@@ -6914,7 +6914,7 @@
             <w:noProof/>
             <w:webHidden/>
           </w:rPr>
-          <w:instrText xml:space="preserve"> PAGEREF _Toc231496554 \h </w:instrText>
+          <w:instrText xml:space="preserve"> PAGEREF _Toc231754937 \h </w:instrText>
         </w:r>
         <w:r>
           <w:rPr>
@@ -6961,7 +6961,7 @@
           <w14:ligatures w14:val="standardContextual"/>
         </w:rPr>
       </w:pPr>
-      <w:hyperlink w:anchor="_Toc231496555" w:history="1">
+      <w:hyperlink w:anchor="_Toc231754938" w:history="1">
         <w:r>
           <w:rPr>
             <w:rStyle w:val="afffffff5"/>
@@ -6988,7 +6988,7 @@
             <w:noProof/>
             <w:webHidden/>
           </w:rPr>
-          <w:instrText xml:space="preserve"> PAGEREF _Toc231496555 \h </w:instrText>
+          <w:instrText xml:space="preserve"> PAGEREF _Toc231754938 \h </w:instrText>
         </w:r>
         <w:r>
           <w:rPr>
@@ -7035,7 +7035,7 @@
           <w14:ligatures w14:val="standardContextual"/>
         </w:rPr>
       </w:pPr>
-      <w:hyperlink w:anchor="_Toc231496556" w:history="1">
+      <w:hyperlink w:anchor="_Toc231754939" w:history="1">
         <w:r>
           <w:rPr>
             <w:rStyle w:val="afffffff5"/>
@@ -7062,7 +7062,7 @@
             <w:noProof/>
             <w:webHidden/>
           </w:rPr>
-          <w:instrText xml:space="preserve"> PAGEREF _Toc231496556 \h </w:instrText>
+          <w:instrText xml:space="preserve"> PAGEREF _Toc231754939 \h </w:instrText>
         </w:r>
         <w:r>
           <w:rPr>
@@ -7109,7 +7109,7 @@
           <w14:ligatures w14:val="standardContextual"/>
         </w:rPr>
       </w:pPr>
-      <w:hyperlink w:anchor="_Toc231496557" w:history="1">
+      <w:hyperlink w:anchor="_Toc231754940" w:history="1">
         <w:r>
           <w:rPr>
             <w:rStyle w:val="afffffff5"/>
@@ -7136,7 +7136,7 @@
             <w:noProof/>
             <w:webHidden/>
           </w:rPr>
-          <w:instrText xml:space="preserve"> PAGEREF _Toc231496557 \h </w:instrText>
+          <w:instrText xml:space="preserve"> PAGEREF _Toc231754940 \h </w:instrText>
         </w:r>
         <w:r>
           <w:rPr>
@@ -7184,7 +7184,7 @@
           <w14:ligatures w14:val="standardContextual"/>
         </w:rPr>
       </w:pPr>
-      <w:hyperlink w:anchor="_Toc231496558" w:history="1">
+      <w:hyperlink w:anchor="_Toc231754941" w:history="1">
         <w:r>
           <w:rPr>
             <w:rStyle w:val="afffffff5"/>
@@ -7211,7 +7211,7 @@
             <w:noProof/>
             <w:webHidden/>
           </w:rPr>
-          <w:instrText xml:space="preserve"> PAGEREF _Toc231496558 \h </w:instrText>
+          <w:instrText xml:space="preserve"> PAGEREF _Toc231754941 \h </w:instrText>
         </w:r>
         <w:r>
           <w:rPr>
@@ -7258,7 +7258,7 @@
           <w14:ligatures w14:val="standardContextual"/>
         </w:rPr>
       </w:pPr>
-      <w:hyperlink w:anchor="_Toc231496559" w:history="1">
+      <w:hyperlink w:anchor="_Toc231754942" w:history="1">
         <w:r>
           <w:rPr>
             <w:rStyle w:val="afffffff5"/>
@@ -7285,7 +7285,7 @@
             <w:noProof/>
             <w:webHidden/>
           </w:rPr>
-          <w:instrText xml:space="preserve"> PAGEREF _Toc231496559 \h </w:instrText>
+          <w:instrText xml:space="preserve"> PAGEREF _Toc231754942 \h </w:instrText>
         </w:r>
         <w:r>
           <w:rPr>
@@ -7332,7 +7332,7 @@
           <w14:ligatures w14:val="standardContextual"/>
         </w:rPr>
       </w:pPr>
-      <w:hyperlink w:anchor="_Toc231496560" w:history="1">
+      <w:hyperlink w:anchor="_Toc231754943" w:history="1">
         <w:r>
           <w:rPr>
             <w:rStyle w:val="afffffff5"/>
@@ -7359,7 +7359,7 @@
             <w:noProof/>
             <w:webHidden/>
           </w:rPr>
-          <w:instrText xml:space="preserve"> PAGEREF _Toc231496560 \h </w:instrText>
+          <w:instrText xml:space="preserve"> PAGEREF _Toc231754943 \h </w:instrText>
         </w:r>
         <w:r>
           <w:rPr>
@@ -7406,7 +7406,7 @@
           <w14:ligatures w14:val="standardContextual"/>
         </w:rPr>
       </w:pPr>
-      <w:hyperlink w:anchor="_Toc231496561" w:history="1">
+      <w:hyperlink w:anchor="_Toc231754944" w:history="1">
         <w:r>
           <w:rPr>
             <w:rStyle w:val="afffffff5"/>
@@ -7433,7 +7433,7 @@
             <w:noProof/>
             <w:webHidden/>
           </w:rPr>
-          <w:instrText xml:space="preserve"> PAGEREF _Toc231496561 \h </w:instrText>
+          <w:instrText xml:space="preserve"> PAGEREF _Toc231754944 \h </w:instrText>
         </w:r>
         <w:r>
           <w:rPr>
@@ -7481,7 +7481,7 @@
           <w14:ligatures w14:val="standardContextual"/>
         </w:rPr>
       </w:pPr>
-      <w:hyperlink w:anchor="_Toc231496562" w:history="1">
+      <w:hyperlink w:anchor="_Toc231754945" w:history="1">
         <w:r>
           <w:rPr>
             <w:rStyle w:val="afffffff5"/>
@@ -7508,7 +7508,7 @@
             <w:noProof/>
             <w:webHidden/>
           </w:rPr>
-          <w:instrText xml:space="preserve"> PAGEREF _Toc231496562 \h </w:instrText>
+          <w:instrText xml:space="preserve"> PAGEREF _Toc231754945 \h </w:instrText>
         </w:r>
         <w:r>
           <w:rPr>
@@ -7555,7 +7555,7 @@
           <w14:ligatures w14:val="standardContextual"/>
         </w:rPr>
       </w:pPr>
-      <w:hyperlink w:anchor="_Toc231496563" w:history="1">
+      <w:hyperlink w:anchor="_Toc231754946" w:history="1">
         <w:r>
           <w:rPr>
             <w:rStyle w:val="afffffff5"/>
@@ -7582,7 +7582,7 @@
             <w:noProof/>
             <w:webHidden/>
           </w:rPr>
-          <w:instrText xml:space="preserve"> PAGEREF _Toc231496563 \h </w:instrText>
+          <w:instrText xml:space="preserve"> PAGEREF _Toc231754946 \h </w:instrText>
         </w:r>
         <w:r>
           <w:rPr>
@@ -7629,7 +7629,7 @@
           <w14:ligatures w14:val="standardContextual"/>
         </w:rPr>
       </w:pPr>
-      <w:hyperlink w:anchor="_Toc231496564" w:history="1">
+      <w:hyperlink w:anchor="_Toc231754947" w:history="1">
         <w:r>
           <w:rPr>
             <w:rStyle w:val="afffffff5"/>
@@ -7656,7 +7656,7 @@
             <w:noProof/>
             <w:webHidden/>
           </w:rPr>
-          <w:instrText xml:space="preserve"> PAGEREF _Toc231496564 \h </w:instrText>
+          <w:instrText xml:space="preserve"> PAGEREF _Toc231754947 \h </w:instrText>
         </w:r>
         <w:r>
           <w:rPr>
@@ -7703,7 +7703,7 @@
           <w14:ligatures w14:val="standardContextual"/>
         </w:rPr>
       </w:pPr>
-      <w:hyperlink w:anchor="_Toc231496565" w:history="1">
+      <w:hyperlink w:anchor="_Toc231754948" w:history="1">
         <w:r>
           <w:rPr>
             <w:rStyle w:val="afffffff5"/>
@@ -7730,7 +7730,7 @@
             <w:noProof/>
             <w:webHidden/>
           </w:rPr>
-          <w:instrText xml:space="preserve"> PAGEREF _Toc231496565 \h </w:instrText>
+          <w:instrText xml:space="preserve"> PAGEREF _Toc231754948 \h </w:instrText>
         </w:r>
         <w:r>
           <w:rPr>
@@ -7777,7 +7777,7 @@
           <w14:ligatures w14:val="standardContextual"/>
         </w:rPr>
       </w:pPr>
-      <w:hyperlink w:anchor="_Toc231496566" w:history="1">
+      <w:hyperlink w:anchor="_Toc231754949" w:history="1">
         <w:r>
           <w:rPr>
             <w:rStyle w:val="afffffff5"/>
@@ -7804,7 +7804,7 @@
             <w:noProof/>
             <w:webHidden/>
           </w:rPr>
-          <w:instrText xml:space="preserve"> PAGEREF _Toc231496566 \h </w:instrText>
+          <w:instrText xml:space="preserve"> PAGEREF _Toc231754949 \h </w:instrText>
         </w:r>
         <w:r>
           <w:rPr>
@@ -7852,7 +7852,7 @@
           <w14:ligatures w14:val="standardContextual"/>
         </w:rPr>
       </w:pPr>
-      <w:hyperlink w:anchor="_Toc231496567" w:history="1">
+      <w:hyperlink w:anchor="_Toc231754950" w:history="1">
         <w:r>
           <w:rPr>
             <w:rStyle w:val="afffffff5"/>
@@ -7879,7 +7879,7 @@
             <w:noProof/>
             <w:webHidden/>
           </w:rPr>
-          <w:instrText xml:space="preserve"> PAGEREF _Toc231496567 \h </w:instrText>
+          <w:instrText xml:space="preserve"> PAGEREF _Toc231754950 \h </w:instrText>
         </w:r>
         <w:r>
           <w:rPr>
@@ -7926,7 +7926,7 @@
           <w14:ligatures w14:val="standardContextual"/>
         </w:rPr>
       </w:pPr>
-      <w:hyperlink w:anchor="_Toc231496568" w:history="1">
+      <w:hyperlink w:anchor="_Toc231754951" w:history="1">
         <w:r>
           <w:rPr>
             <w:rStyle w:val="afffffff5"/>
@@ -7953,7 +7953,7 @@
             <w:noProof/>
             <w:webHidden/>
           </w:rPr>
-          <w:instrText xml:space="preserve"> PAGEREF _Toc231496568 \h </w:instrText>
+          <w:instrText xml:space="preserve"> PAGEREF _Toc231754951 \h </w:instrText>
         </w:r>
         <w:r>
           <w:rPr>
@@ -8000,7 +8000,7 @@
           <w14:ligatures w14:val="standardContextual"/>
         </w:rPr>
       </w:pPr>
-      <w:hyperlink w:anchor="_Toc231496569" w:history="1">
+      <w:hyperlink w:anchor="_Toc231754952" w:history="1">
         <w:r>
           <w:rPr>
             <w:rStyle w:val="afffffff5"/>
@@ -8027,7 +8027,7 @@
             <w:noProof/>
             <w:webHidden/>
           </w:rPr>
-          <w:instrText xml:space="preserve"> PAGEREF _Toc231496569 \h </w:instrText>
+          <w:instrText xml:space="preserve"> PAGEREF _Toc231754952 \h </w:instrText>
         </w:r>
         <w:r>
           <w:rPr>
@@ -8074,7 +8074,7 @@
           <w14:ligatures w14:val="standardContextual"/>
         </w:rPr>
       </w:pPr>
-      <w:hyperlink w:anchor="_Toc231496570" w:history="1">
+      <w:hyperlink w:anchor="_Toc231754953" w:history="1">
         <w:r>
           <w:rPr>
             <w:rStyle w:val="afffffff5"/>
@@ -8101,7 +8101,7 @@
             <w:noProof/>
             <w:webHidden/>
           </w:rPr>
-          <w:instrText xml:space="preserve"> PAGEREF _Toc231496570 \h </w:instrText>
+          <w:instrText xml:space="preserve"> PAGEREF _Toc231754953 \h </w:instrText>
         </w:r>
         <w:r>
           <w:rPr>
@@ -8121,7 +8121,7 @@
             <w:noProof/>
             <w:webHidden/>
           </w:rPr>
-          <w:t>80</w:t>
+          <w:t>81</w:t>
         </w:r>
         <w:r>
           <w:rPr>
@@ -8150,7 +8150,7 @@
           <w14:ligatures w14:val="standardContextual"/>
         </w:rPr>
       </w:pPr>
-      <w:hyperlink w:anchor="_Toc231496571" w:history="1">
+      <w:hyperlink w:anchor="_Toc231754954" w:history="1">
         <w:r>
           <w:rPr>
             <w:rStyle w:val="afffffff5"/>
@@ -8177,7 +8177,7 @@
             <w:noProof/>
             <w:webHidden/>
           </w:rPr>
-          <w:instrText xml:space="preserve"> PAGEREF _Toc231496571 \h </w:instrText>
+          <w:instrText xml:space="preserve"> PAGEREF _Toc231754954 \h </w:instrText>
         </w:r>
         <w:r>
           <w:rPr>
@@ -8225,7 +8225,7 @@
           <w14:ligatures w14:val="standardContextual"/>
         </w:rPr>
       </w:pPr>
-      <w:hyperlink w:anchor="_Toc231496572" w:history="1">
+      <w:hyperlink w:anchor="_Toc231754955" w:history="1">
         <w:r>
           <w:rPr>
             <w:rStyle w:val="afffffff5"/>
@@ -8252,7 +8252,7 @@
             <w:noProof/>
             <w:webHidden/>
           </w:rPr>
-          <w:instrText xml:space="preserve"> PAGEREF _Toc231496572 \h </w:instrText>
+          <w:instrText xml:space="preserve"> PAGEREF _Toc231754955 \h </w:instrText>
         </w:r>
         <w:r>
           <w:rPr>
@@ -8300,7 +8300,7 @@
           <w14:ligatures w14:val="standardContextual"/>
         </w:rPr>
       </w:pPr>
-      <w:hyperlink w:anchor="_Toc231496573" w:history="1">
+      <w:hyperlink w:anchor="_Toc231754956" w:history="1">
         <w:r>
           <w:rPr>
             <w:rStyle w:val="afffffff5"/>
@@ -8327,7 +8327,7 @@
             <w:noProof/>
             <w:webHidden/>
           </w:rPr>
-          <w:instrText xml:space="preserve"> PAGEREF _Toc231496573 \h </w:instrText>
+          <w:instrText xml:space="preserve"> PAGEREF _Toc231754956 \h </w:instrText>
         </w:r>
         <w:r>
           <w:rPr>
@@ -8375,7 +8375,7 @@
           <w14:ligatures w14:val="standardContextual"/>
         </w:rPr>
       </w:pPr>
-      <w:hyperlink w:anchor="_Toc231496574" w:history="1">
+      <w:hyperlink w:anchor="_Toc231754957" w:history="1">
         <w:r>
           <w:rPr>
             <w:rStyle w:val="afffffff5"/>
@@ -8402,7 +8402,7 @@
             <w:noProof/>
             <w:webHidden/>
           </w:rPr>
-          <w:instrText xml:space="preserve"> PAGEREF _Toc231496574 \h </w:instrText>
+          <w:instrText xml:space="preserve"> PAGEREF _Toc231754957 \h </w:instrText>
         </w:r>
         <w:r>
           <w:rPr>
@@ -8451,7 +8451,7 @@
           <w14:ligatures w14:val="standardContextual"/>
         </w:rPr>
       </w:pPr>
-      <w:hyperlink w:anchor="_Toc231496575" w:history="1">
+      <w:hyperlink w:anchor="_Toc231754958" w:history="1">
         <w:r>
           <w:rPr>
             <w:rStyle w:val="afffffff5"/>
@@ -8478,7 +8478,7 @@
             <w:noProof/>
             <w:webHidden/>
           </w:rPr>
-          <w:instrText xml:space="preserve"> PAGEREF _Toc231496575 \h </w:instrText>
+          <w:instrText xml:space="preserve"> PAGEREF _Toc231754958 \h </w:instrText>
         </w:r>
         <w:r>
           <w:rPr>
@@ -8527,7 +8527,7 @@
           <w14:ligatures w14:val="standardContextual"/>
         </w:rPr>
       </w:pPr>
-      <w:hyperlink w:anchor="_Toc231496576" w:history="1">
+      <w:hyperlink w:anchor="_Toc231754959" w:history="1">
         <w:r>
           <w:rPr>
             <w:rStyle w:val="afffffff5"/>
@@ -8554,7 +8554,7 @@
             <w:noProof/>
             <w:webHidden/>
           </w:rPr>
-          <w:instrText xml:space="preserve"> PAGEREF _Toc231496576 \h </w:instrText>
+          <w:instrText xml:space="preserve"> PAGEREF _Toc231754959 \h </w:instrText>
         </w:r>
         <w:r>
           <w:rPr>
@@ -8602,7 +8602,7 @@
           <w14:ligatures w14:val="standardContextual"/>
         </w:rPr>
       </w:pPr>
-      <w:hyperlink w:anchor="_Toc231496577" w:history="1">
+      <w:hyperlink w:anchor="_Toc231754960" w:history="1">
         <w:r>
           <w:rPr>
             <w:rStyle w:val="afffffff5"/>
@@ -8629,7 +8629,7 @@
             <w:noProof/>
             <w:webHidden/>
           </w:rPr>
-          <w:instrText xml:space="preserve"> PAGEREF _Toc231496577 \h </w:instrText>
+          <w:instrText xml:space="preserve"> PAGEREF _Toc231754960 \h </w:instrText>
         </w:r>
         <w:r>
           <w:rPr>
@@ -8670,7 +8670,7 @@
       <w:r>
         <w:fldChar w:fldCharType="end"/>
       </w:r>
-      <w:bookmarkStart w:id="1" w:name="_Toc231496475"/>
+      <w:bookmarkStart w:id="1" w:name="_Toc231754858"/>
       <w:r>
         <w:rPr>
           <w:rFonts w:hint="eastAsia"/>
@@ -8686,7 +8686,7 @@
           <w:rFonts w:hint="eastAsia"/>
         </w:rPr>
       </w:pPr>
-      <w:bookmarkStart w:id="2" w:name="_Toc231496476"/>
+      <w:bookmarkStart w:id="2" w:name="_Toc231754859"/>
       <w:r>
         <w:rPr>
           <w:rFonts w:hint="eastAsia"/>
@@ -8805,7 +8805,7 @@
           <w:rFonts w:hint="eastAsia"/>
         </w:rPr>
       </w:pPr>
-      <w:bookmarkStart w:id="3" w:name="_Toc231496477"/>
+      <w:bookmarkStart w:id="3" w:name="_Toc231754860"/>
       <w:r>
         <w:rPr>
           <w:rFonts w:hint="eastAsia"/>
@@ -8873,7 +8873,7 @@
           <w:rFonts w:hint="eastAsia"/>
         </w:rPr>
       </w:pPr>
-      <w:bookmarkStart w:id="4" w:name="_Toc231496478"/>
+      <w:bookmarkStart w:id="4" w:name="_Toc231754861"/>
       <w:r>
         <w:rPr>
           <w:rFonts w:hint="eastAsia"/>
@@ -9148,7 +9148,7 @@
           <w:rFonts w:hint="eastAsia"/>
         </w:rPr>
       </w:pPr>
-      <w:bookmarkStart w:id="5" w:name="_Toc231496479"/>
+      <w:bookmarkStart w:id="5" w:name="_Toc231754862"/>
       <w:r>
         <w:rPr>
           <w:rFonts w:hint="eastAsia"/>
@@ -9326,7 +9326,7 @@
           <w:rFonts w:hint="eastAsia"/>
         </w:rPr>
       </w:pPr>
-      <w:bookmarkStart w:id="6" w:name="_Toc231496480"/>
+      <w:bookmarkStart w:id="6" w:name="_Toc231754863"/>
       <w:r>
         <w:rPr>
           <w:rFonts w:hint="eastAsia"/>
@@ -9343,7 +9343,7 @@
           <w:rFonts w:hint="eastAsia"/>
         </w:rPr>
       </w:pPr>
-      <w:bookmarkStart w:id="7" w:name="_Toc231496481"/>
+      <w:bookmarkStart w:id="7" w:name="_Toc231754864"/>
       <w:r>
         <w:rPr>
           <w:rFonts w:hint="eastAsia"/>
@@ -9398,7 +9398,7 @@
           <w:rFonts w:hint="eastAsia"/>
         </w:rPr>
       </w:pPr>
-      <w:bookmarkStart w:id="8" w:name="_Toc231496482"/>
+      <w:bookmarkStart w:id="8" w:name="_Toc231754865"/>
       <w:r>
         <w:rPr>
           <w:rFonts w:hint="eastAsia"/>
@@ -9584,7 +9584,7 @@
           <w:rFonts w:hint="eastAsia"/>
         </w:rPr>
       </w:pPr>
-      <w:bookmarkStart w:id="9" w:name="_Toc231496483"/>
+      <w:bookmarkStart w:id="9" w:name="_Toc231754866"/>
       <w:r>
         <w:rPr>
           <w:rFonts w:hint="eastAsia"/>
@@ -10317,7 +10317,7 @@
           <w:rFonts w:hint="eastAsia"/>
         </w:rPr>
       </w:pPr>
-      <w:bookmarkStart w:id="10" w:name="_Toc231496484"/>
+      <w:bookmarkStart w:id="10" w:name="_Toc231754867"/>
       <w:r>
         <w:rPr>
           <w:rFonts w:hint="eastAsia"/>
@@ -10333,7 +10333,7 @@
           <w:rFonts w:hint="eastAsia"/>
         </w:rPr>
       </w:pPr>
-      <w:bookmarkStart w:id="11" w:name="_Toc231496485"/>
+      <w:bookmarkStart w:id="11" w:name="_Toc231754868"/>
       <w:r>
         <w:rPr>
           <w:rFonts w:hint="eastAsia"/>
@@ -10482,7 +10482,7 @@
           <w:rFonts w:hint="eastAsia"/>
         </w:rPr>
       </w:pPr>
-      <w:bookmarkStart w:id="12" w:name="_Toc231496486"/>
+      <w:bookmarkStart w:id="12" w:name="_Toc231754869"/>
       <w:r>
         <w:rPr>
           <w:rFonts w:hint="eastAsia"/>
@@ -10511,7 +10511,7 @@
           <w:rFonts w:hint="eastAsia"/>
         </w:rPr>
       </w:pPr>
-      <w:bookmarkStart w:id="13" w:name="_Toc231496487"/>
+      <w:bookmarkStart w:id="13" w:name="_Toc231754870"/>
       <w:r>
         <w:rPr>
           <w:rFonts w:hint="eastAsia"/>
@@ -10945,7 +10945,7 @@
           <w:rFonts w:hint="eastAsia"/>
         </w:rPr>
       </w:pPr>
-      <w:bookmarkStart w:id="14" w:name="_Toc231496488"/>
+      <w:bookmarkStart w:id="14" w:name="_Toc231754871"/>
       <w:r>
         <w:rPr>
           <w:rFonts w:hint="eastAsia"/>
@@ -11153,7 +11153,7 @@
           <w:rFonts w:hint="eastAsia"/>
         </w:rPr>
       </w:pPr>
-      <w:bookmarkStart w:id="15" w:name="_Toc231496489"/>
+      <w:bookmarkStart w:id="15" w:name="_Toc231754872"/>
       <w:r>
         <w:rPr>
           <w:rFonts w:hint="eastAsia"/>
@@ -11340,7 +11340,7 @@
           <w:rFonts w:hint="eastAsia"/>
         </w:rPr>
       </w:pPr>
-      <w:bookmarkStart w:id="16" w:name="_Toc231496490"/>
+      <w:bookmarkStart w:id="16" w:name="_Toc231754873"/>
       <w:r>
         <w:rPr>
           <w:rFonts w:hint="eastAsia"/>
@@ -11471,7 +11471,7 @@
           <w:rFonts w:hint="eastAsia"/>
         </w:rPr>
       </w:pPr>
-      <w:bookmarkStart w:id="17" w:name="_Toc231496491"/>
+      <w:bookmarkStart w:id="17" w:name="_Toc231754874"/>
       <w:r>
         <w:rPr>
           <w:rFonts w:hint="eastAsia"/>
@@ -11563,7 +11563,7 @@
           <w:rFonts w:hint="eastAsia"/>
         </w:rPr>
       </w:pPr>
-      <w:bookmarkStart w:id="18" w:name="_Toc231496492"/>
+      <w:bookmarkStart w:id="18" w:name="_Toc231754875"/>
       <w:r>
         <w:rPr>
           <w:rFonts w:hint="eastAsia"/>
@@ -11770,7 +11770,7 @@
           <w:rFonts w:hint="eastAsia"/>
         </w:rPr>
       </w:pPr>
-      <w:bookmarkStart w:id="19" w:name="_Toc231496493"/>
+      <w:bookmarkStart w:id="19" w:name="_Toc231754876"/>
       <w:r>
         <w:rPr>
           <w:rFonts w:hint="eastAsia"/>
@@ -11786,7 +11786,7 @@
           <w:rFonts w:hint="eastAsia"/>
         </w:rPr>
       </w:pPr>
-      <w:bookmarkStart w:id="20" w:name="_Toc231496494"/>
+      <w:bookmarkStart w:id="20" w:name="_Toc231754877"/>
       <w:r>
         <w:rPr>
           <w:rFonts w:hint="eastAsia"/>
@@ -12044,7 +12044,7 @@
           <w:rFonts w:hint="eastAsia"/>
         </w:rPr>
       </w:pPr>
-      <w:bookmarkStart w:id="21" w:name="_Toc231496495"/>
+      <w:bookmarkStart w:id="21" w:name="_Toc231754878"/>
       <w:r>
         <w:rPr>
           <w:rFonts w:hint="eastAsia"/>
@@ -13437,7 +13437,7 @@
           <w:rFonts w:hint="eastAsia"/>
         </w:rPr>
       </w:pPr>
-      <w:bookmarkStart w:id="22" w:name="_Toc231496496"/>
+      <w:bookmarkStart w:id="22" w:name="_Toc231754879"/>
       <w:r>
         <w:rPr>
           <w:rFonts w:hint="eastAsia"/>
@@ -13453,7 +13453,7 @@
           <w:rFonts w:hint="eastAsia"/>
         </w:rPr>
       </w:pPr>
-      <w:bookmarkStart w:id="23" w:name="_Toc231496497"/>
+      <w:bookmarkStart w:id="23" w:name="_Toc231754880"/>
       <w:r>
         <w:rPr>
           <w:rFonts w:hint="eastAsia"/>
@@ -13519,7 +13519,7 @@
           <w:rFonts w:hint="eastAsia"/>
         </w:rPr>
       </w:pPr>
-      <w:bookmarkStart w:id="24" w:name="_Toc231496498"/>
+      <w:bookmarkStart w:id="24" w:name="_Toc231754881"/>
       <w:r>
         <w:rPr>
           <w:rFonts w:hint="eastAsia"/>
@@ -13955,7 +13955,7 @@
           <w:rFonts w:hint="eastAsia"/>
         </w:rPr>
       </w:pPr>
-      <w:bookmarkStart w:id="25" w:name="_Toc231496499"/>
+      <w:bookmarkStart w:id="25" w:name="_Toc231754882"/>
       <w:r>
         <w:rPr>
           <w:rFonts w:hint="eastAsia"/>
@@ -17218,7 +17218,7 @@
           <w:rFonts w:hint="eastAsia"/>
         </w:rPr>
       </w:pPr>
-      <w:bookmarkStart w:id="26" w:name="_Toc231496500"/>
+      <w:bookmarkStart w:id="26" w:name="_Toc231754883"/>
       <w:r>
         <w:rPr>
           <w:rFonts w:hint="eastAsia"/>
@@ -17529,7 +17529,7 @@
           <w:rFonts w:hint="eastAsia"/>
         </w:rPr>
       </w:pPr>
-      <w:bookmarkStart w:id="27" w:name="_Toc231496501"/>
+      <w:bookmarkStart w:id="27" w:name="_Toc231754884"/>
       <w:r>
         <w:rPr>
           <w:rFonts w:hint="eastAsia"/>
@@ -17596,7 +17596,7 @@
           <w:rFonts w:hint="eastAsia"/>
         </w:rPr>
       </w:pPr>
-      <w:bookmarkStart w:id="28" w:name="_Toc231496502"/>
+      <w:bookmarkStart w:id="28" w:name="_Toc231754885"/>
       <w:r>
         <w:rPr>
           <w:rFonts w:hint="eastAsia"/>
@@ -18094,7 +18094,7 @@
           <w:rFonts w:hint="eastAsia"/>
         </w:rPr>
       </w:pPr>
-      <w:bookmarkStart w:id="29" w:name="_Toc231496503"/>
+      <w:bookmarkStart w:id="29" w:name="_Toc231754886"/>
       <w:r>
         <w:rPr>
           <w:rFonts w:hint="eastAsia"/>
@@ -18263,7 +18263,7 @@
           <w:rFonts w:hint="eastAsia"/>
         </w:rPr>
       </w:pPr>
-      <w:bookmarkStart w:id="30" w:name="_Toc231496504"/>
+      <w:bookmarkStart w:id="30" w:name="_Toc231754887"/>
       <w:r>
         <w:rPr>
           <w:rFonts w:hint="eastAsia"/>
@@ -18539,7 +18539,7 @@
           <w:rFonts w:hint="eastAsia"/>
         </w:rPr>
       </w:pPr>
-      <w:bookmarkStart w:id="31" w:name="_Toc231496505"/>
+      <w:bookmarkStart w:id="31" w:name="_Toc231754888"/>
       <w:r>
         <w:rPr>
           <w:rFonts w:hint="eastAsia"/>
@@ -18712,7 +18712,7 @@
           <w:rFonts w:hint="eastAsia"/>
         </w:rPr>
       </w:pPr>
-      <w:bookmarkStart w:id="32" w:name="_Toc231496506"/>
+      <w:bookmarkStart w:id="32" w:name="_Toc231754889"/>
       <w:r>
         <w:rPr>
           <w:rFonts w:hint="eastAsia"/>
@@ -19316,7 +19316,7 @@
           <w:rFonts w:hint="eastAsia"/>
         </w:rPr>
       </w:pPr>
-      <w:bookmarkStart w:id="33" w:name="_Toc231496507"/>
+      <w:bookmarkStart w:id="33" w:name="_Toc231754890"/>
       <w:r>
         <w:rPr>
           <w:rFonts w:hint="eastAsia"/>
@@ -19565,7 +19565,7 @@
           <w:rFonts w:hint="eastAsia"/>
         </w:rPr>
       </w:pPr>
-      <w:bookmarkStart w:id="34" w:name="_Toc231496508"/>
+      <w:bookmarkStart w:id="34" w:name="_Toc231754891"/>
       <w:r>
         <w:rPr>
           <w:rFonts w:hint="eastAsia"/>
@@ -19631,7 +19631,7 @@
           <w:rFonts w:hint="eastAsia"/>
         </w:rPr>
       </w:pPr>
-      <w:bookmarkStart w:id="35" w:name="_Toc231496509"/>
+      <w:bookmarkStart w:id="35" w:name="_Toc231754892"/>
       <w:r>
         <w:rPr>
           <w:rFonts w:hint="eastAsia"/>
@@ -20233,7 +20233,7 @@
           <w:rFonts w:hint="eastAsia"/>
         </w:rPr>
       </w:pPr>
-      <w:bookmarkStart w:id="36" w:name="_Toc231496510"/>
+      <w:bookmarkStart w:id="36" w:name="_Toc231754893"/>
       <w:r>
         <w:rPr>
           <w:rFonts w:hint="eastAsia"/>
@@ -20792,7 +20792,7 @@
           <w:rFonts w:hint="eastAsia"/>
         </w:rPr>
       </w:pPr>
-      <w:bookmarkStart w:id="37" w:name="_Toc231496511"/>
+      <w:bookmarkStart w:id="37" w:name="_Toc231754894"/>
       <w:r>
         <w:rPr>
           <w:rFonts w:hint="eastAsia"/>
@@ -21104,7 +21104,7 @@
           <w:rFonts w:hint="eastAsia"/>
         </w:rPr>
       </w:pPr>
-      <w:bookmarkStart w:id="38" w:name="_Toc231496512"/>
+      <w:bookmarkStart w:id="38" w:name="_Toc231754895"/>
       <w:r>
         <w:rPr>
           <w:rFonts w:hint="eastAsia"/>
@@ -21170,7 +21170,7 @@
           <w:rFonts w:hint="eastAsia"/>
         </w:rPr>
       </w:pPr>
-      <w:bookmarkStart w:id="39" w:name="_Toc231496513"/>
+      <w:bookmarkStart w:id="39" w:name="_Toc231754896"/>
       <w:r>
         <w:rPr>
           <w:rFonts w:hint="eastAsia"/>
@@ -21488,7 +21488,7 @@
           <w:rFonts w:hint="eastAsia"/>
         </w:rPr>
       </w:pPr>
-      <w:bookmarkStart w:id="40" w:name="_Toc231496514"/>
+      <w:bookmarkStart w:id="40" w:name="_Toc231754897"/>
       <w:r>
         <w:rPr>
           <w:rFonts w:hint="eastAsia"/>
@@ -21517,7 +21517,7 @@
           <w:rFonts w:hint="eastAsia"/>
         </w:rPr>
       </w:pPr>
-      <w:bookmarkStart w:id="41" w:name="_Toc231496515"/>
+      <w:bookmarkStart w:id="41" w:name="_Toc231754898"/>
       <w:r>
         <w:rPr>
           <w:rFonts w:hint="eastAsia"/>
@@ -21793,7 +21793,7 @@
           <w:rFonts w:hint="eastAsia"/>
         </w:rPr>
       </w:pPr>
-      <w:bookmarkStart w:id="42" w:name="_Toc231496516"/>
+      <w:bookmarkStart w:id="42" w:name="_Toc231754899"/>
       <w:r>
         <w:rPr>
           <w:rFonts w:hint="eastAsia"/>
@@ -21860,7 +21860,7 @@
           <w:rFonts w:hint="eastAsia"/>
         </w:rPr>
       </w:pPr>
-      <w:bookmarkStart w:id="43" w:name="_Toc231496517"/>
+      <w:bookmarkStart w:id="43" w:name="_Toc231754900"/>
       <w:r>
         <w:rPr>
           <w:rFonts w:hint="eastAsia"/>
@@ -22164,7 +22164,7 @@
           <w:rFonts w:hint="eastAsia"/>
         </w:rPr>
       </w:pPr>
-      <w:bookmarkStart w:id="44" w:name="_Toc231496518"/>
+      <w:bookmarkStart w:id="44" w:name="_Toc231754901"/>
       <w:r>
         <w:rPr>
           <w:rFonts w:hint="eastAsia"/>
@@ -23160,7 +23160,7 @@
           <w:rFonts w:hint="eastAsia"/>
         </w:rPr>
       </w:pPr>
-      <w:bookmarkStart w:id="45" w:name="_Toc231496519"/>
+      <w:bookmarkStart w:id="45" w:name="_Toc231754902"/>
       <w:r>
         <w:rPr>
           <w:rFonts w:hint="eastAsia"/>
@@ -23437,7 +23437,7 @@
           <w:rFonts w:hint="eastAsia"/>
         </w:rPr>
       </w:pPr>
-      <w:bookmarkStart w:id="46" w:name="_Toc231496520"/>
+      <w:bookmarkStart w:id="46" w:name="_Toc231754903"/>
       <w:r>
         <w:rPr>
           <w:rFonts w:hint="eastAsia"/>
@@ -23503,7 +23503,7 @@
           <w:rFonts w:hint="eastAsia"/>
         </w:rPr>
       </w:pPr>
-      <w:bookmarkStart w:id="47" w:name="_Toc231496521"/>
+      <w:bookmarkStart w:id="47" w:name="_Toc231754904"/>
       <w:r>
         <w:rPr>
           <w:rFonts w:hint="eastAsia"/>
@@ -24392,7 +24392,7 @@
           <w:rFonts w:hint="eastAsia"/>
         </w:rPr>
       </w:pPr>
-      <w:bookmarkStart w:id="48" w:name="_Toc231496522"/>
+      <w:bookmarkStart w:id="48" w:name="_Toc231754905"/>
       <w:r>
         <w:rPr>
           <w:rFonts w:hint="eastAsia"/>
@@ -27742,7 +27742,7 @@
           <w:rFonts w:hint="eastAsia"/>
         </w:rPr>
       </w:pPr>
-      <w:bookmarkStart w:id="49" w:name="_Toc231496523"/>
+      <w:bookmarkStart w:id="49" w:name="_Toc231754906"/>
       <w:r>
         <w:rPr>
           <w:rFonts w:hint="eastAsia"/>
@@ -28054,7 +28054,7 @@
           <w:rFonts w:hint="eastAsia"/>
         </w:rPr>
       </w:pPr>
-      <w:bookmarkStart w:id="50" w:name="_Toc231496524"/>
+      <w:bookmarkStart w:id="50" w:name="_Toc231754907"/>
       <w:r>
         <w:rPr>
           <w:rFonts w:hint="eastAsia"/>
@@ -28120,7 +28120,7 @@
           <w:rFonts w:hint="eastAsia"/>
         </w:rPr>
       </w:pPr>
-      <w:bookmarkStart w:id="51" w:name="_Toc231496525"/>
+      <w:bookmarkStart w:id="51" w:name="_Toc231754908"/>
       <w:r>
         <w:rPr>
           <w:rFonts w:hint="eastAsia"/>
@@ -28691,7 +28691,7 @@
           <w:rFonts w:hint="eastAsia"/>
         </w:rPr>
       </w:pPr>
-      <w:bookmarkStart w:id="52" w:name="_Toc231496526"/>
+      <w:bookmarkStart w:id="52" w:name="_Toc231754909"/>
       <w:r>
         <w:rPr>
           <w:rFonts w:hint="eastAsia"/>
@@ -29205,7 +29205,7 @@
           <w:rFonts w:hint="eastAsia"/>
         </w:rPr>
       </w:pPr>
-      <w:bookmarkStart w:id="53" w:name="_Toc231496527"/>
+      <w:bookmarkStart w:id="53" w:name="_Toc231754910"/>
       <w:r>
         <w:rPr>
           <w:rFonts w:hint="eastAsia"/>
@@ -29552,7 +29552,7 @@
           <w:rFonts w:hint="eastAsia"/>
         </w:rPr>
       </w:pPr>
-      <w:bookmarkStart w:id="54" w:name="_Toc231496528"/>
+      <w:bookmarkStart w:id="54" w:name="_Toc231754911"/>
       <w:r>
         <w:rPr>
           <w:rFonts w:hint="eastAsia"/>
@@ -29618,7 +29618,7 @@
           <w:rFonts w:hint="eastAsia"/>
         </w:rPr>
       </w:pPr>
-      <w:bookmarkStart w:id="55" w:name="_Toc231496529"/>
+      <w:bookmarkStart w:id="55" w:name="_Toc231754912"/>
       <w:r>
         <w:rPr>
           <w:rFonts w:hint="eastAsia"/>
@@ -30374,7 +30374,7 @@
           <w:rFonts w:hint="eastAsia"/>
         </w:rPr>
       </w:pPr>
-      <w:bookmarkStart w:id="56" w:name="_Toc231496530"/>
+      <w:bookmarkStart w:id="56" w:name="_Toc231754913"/>
       <w:r>
         <w:rPr>
           <w:rFonts w:hint="eastAsia"/>
@@ -30416,7 +30416,7 @@
           <w:rFonts w:hint="eastAsia"/>
         </w:rPr>
       </w:pPr>
-      <w:bookmarkStart w:id="57" w:name="_Toc231496531"/>
+      <w:bookmarkStart w:id="57" w:name="_Toc231754914"/>
       <w:r>
         <w:rPr>
           <w:rFonts w:hint="eastAsia"/>
@@ -30730,7 +30730,7 @@
           <w:rFonts w:hint="eastAsia"/>
         </w:rPr>
       </w:pPr>
-      <w:bookmarkStart w:id="58" w:name="_Toc231496532"/>
+      <w:bookmarkStart w:id="58" w:name="_Toc231754915"/>
       <w:r>
         <w:rPr>
           <w:rFonts w:hint="eastAsia"/>
@@ -30796,7 +30796,7 @@
           <w:rFonts w:hint="eastAsia"/>
         </w:rPr>
       </w:pPr>
-      <w:bookmarkStart w:id="59" w:name="_Toc231496533"/>
+      <w:bookmarkStart w:id="59" w:name="_Toc231754916"/>
       <w:r>
         <w:rPr>
           <w:rFonts w:hint="eastAsia"/>
@@ -31196,7 +31196,7 @@
           <w:rFonts w:hint="eastAsia"/>
         </w:rPr>
       </w:pPr>
-      <w:bookmarkStart w:id="60" w:name="_Toc231496534"/>
+      <w:bookmarkStart w:id="60" w:name="_Toc231754917"/>
       <w:r>
         <w:rPr>
           <w:rFonts w:hint="eastAsia"/>
@@ -31710,7 +31710,7 @@
           <w:rFonts w:hint="eastAsia"/>
         </w:rPr>
       </w:pPr>
-      <w:bookmarkStart w:id="61" w:name="_Toc231496535"/>
+      <w:bookmarkStart w:id="61" w:name="_Toc231754918"/>
       <w:r>
         <w:rPr>
           <w:rFonts w:hint="eastAsia"/>
@@ -32022,7 +32022,7 @@
           <w:rFonts w:hint="eastAsia"/>
         </w:rPr>
       </w:pPr>
-      <w:bookmarkStart w:id="62" w:name="_Toc231496536"/>
+      <w:bookmarkStart w:id="62" w:name="_Toc231754919"/>
       <w:r>
         <w:rPr>
           <w:rFonts w:hint="eastAsia"/>
@@ -32088,7 +32088,7 @@
           <w:rFonts w:hint="eastAsia"/>
         </w:rPr>
       </w:pPr>
-      <w:bookmarkStart w:id="63" w:name="_Toc231496537"/>
+      <w:bookmarkStart w:id="63" w:name="_Toc231754920"/>
       <w:r>
         <w:rPr>
           <w:rFonts w:hint="eastAsia"/>
@@ -32580,7 +32580,7 @@
           <w:rFonts w:hint="eastAsia"/>
         </w:rPr>
       </w:pPr>
-      <w:bookmarkStart w:id="64" w:name="_Toc231496538"/>
+      <w:bookmarkStart w:id="64" w:name="_Toc231754921"/>
       <w:r>
         <w:rPr>
           <w:rFonts w:hint="eastAsia"/>
@@ -36472,7 +36472,7 @@
           <w:rFonts w:hint="eastAsia"/>
         </w:rPr>
       </w:pPr>
-      <w:bookmarkStart w:id="65" w:name="_Toc231496539"/>
+      <w:bookmarkStart w:id="65" w:name="_Toc231754922"/>
       <w:r>
         <w:rPr>
           <w:rFonts w:hint="eastAsia"/>
@@ -36791,7 +36791,7 @@
           <w:rFonts w:hint="eastAsia"/>
         </w:rPr>
       </w:pPr>
-      <w:bookmarkStart w:id="66" w:name="_Toc231496540"/>
+      <w:bookmarkStart w:id="66" w:name="_Toc231754923"/>
       <w:r>
         <w:rPr>
           <w:rFonts w:hint="eastAsia"/>
@@ -36857,7 +36857,7 @@
           <w:rFonts w:hint="eastAsia"/>
         </w:rPr>
       </w:pPr>
-      <w:bookmarkStart w:id="67" w:name="_Toc231496541"/>
+      <w:bookmarkStart w:id="67" w:name="_Toc231754924"/>
       <w:r>
         <w:rPr>
           <w:rFonts w:hint="eastAsia"/>
@@ -37459,7 +37459,7 @@
           <w:rFonts w:hint="eastAsia"/>
         </w:rPr>
       </w:pPr>
-      <w:bookmarkStart w:id="68" w:name="_Toc231496542"/>
+      <w:bookmarkStart w:id="68" w:name="_Toc231754925"/>
       <w:r>
         <w:rPr>
           <w:rFonts w:hint="eastAsia"/>
@@ -38293,7 +38293,7 @@
           <w:rFonts w:hint="eastAsia"/>
         </w:rPr>
       </w:pPr>
-      <w:bookmarkStart w:id="69" w:name="_Toc231496543"/>
+      <w:bookmarkStart w:id="69" w:name="_Toc231754926"/>
       <w:r>
         <w:rPr>
           <w:rFonts w:hint="eastAsia"/>
@@ -38605,7 +38605,7 @@
           <w:rFonts w:hint="eastAsia"/>
         </w:rPr>
       </w:pPr>
-      <w:bookmarkStart w:id="70" w:name="_Toc231496544"/>
+      <w:bookmarkStart w:id="70" w:name="_Toc231754927"/>
       <w:r>
         <w:rPr>
           <w:rFonts w:hint="eastAsia"/>
@@ -38671,7 +38671,7 @@
           <w:rFonts w:hint="eastAsia"/>
         </w:rPr>
       </w:pPr>
-      <w:bookmarkStart w:id="71" w:name="_Toc231496545"/>
+      <w:bookmarkStart w:id="71" w:name="_Toc231754928"/>
       <w:r>
         <w:rPr>
           <w:rFonts w:hint="eastAsia"/>
@@ -38869,7 +38869,7 @@
           <w:rFonts w:hint="eastAsia"/>
         </w:rPr>
       </w:pPr>
-      <w:bookmarkStart w:id="72" w:name="_Toc231496546"/>
+      <w:bookmarkStart w:id="72" w:name="_Toc231754929"/>
       <w:r>
         <w:rPr>
           <w:rFonts w:hint="eastAsia"/>
@@ -42083,7 +42083,7 @@
           <w:rFonts w:hint="eastAsia"/>
         </w:rPr>
       </w:pPr>
-      <w:bookmarkStart w:id="73" w:name="_Toc231496547"/>
+      <w:bookmarkStart w:id="73" w:name="_Toc231754930"/>
       <w:r>
         <w:rPr>
           <w:rFonts w:hint="eastAsia"/>
@@ -45011,7 +45011,7 @@
           <w:rFonts w:hint="eastAsia"/>
         </w:rPr>
       </w:pPr>
-      <w:bookmarkStart w:id="74" w:name="_Toc231496548"/>
+      <w:bookmarkStart w:id="74" w:name="_Toc231754931"/>
       <w:r>
         <w:rPr>
           <w:rFonts w:hint="eastAsia"/>
@@ -45357,7 +45357,7 @@
           <w:rFonts w:hint="eastAsia"/>
         </w:rPr>
       </w:pPr>
-      <w:bookmarkStart w:id="75" w:name="_Toc231496549"/>
+      <w:bookmarkStart w:id="75" w:name="_Toc231754932"/>
       <w:r>
         <w:rPr>
           <w:rFonts w:hint="eastAsia"/>
@@ -45424,7 +45424,7 @@
           <w:rFonts w:hint="eastAsia"/>
         </w:rPr>
       </w:pPr>
-      <w:bookmarkStart w:id="76" w:name="_Toc231496550"/>
+      <w:bookmarkStart w:id="76" w:name="_Toc231754933"/>
       <w:r>
         <w:rPr>
           <w:rFonts w:hint="eastAsia"/>
@@ -45622,7 +45622,7 @@
           <w:rFonts w:hint="eastAsia"/>
         </w:rPr>
       </w:pPr>
-      <w:bookmarkStart w:id="77" w:name="_Toc231496551"/>
+      <w:bookmarkStart w:id="77" w:name="_Toc231754934"/>
       <w:r>
         <w:rPr>
           <w:rFonts w:hint="eastAsia"/>
@@ -46275,7 +46275,7 @@
         <w:rPr>
           <w:rFonts w:hint="eastAsia"/>
         </w:rPr>
-        <w:t>各写真ファイルをAPI内でAmazon S3へPutObjectし、S3オブジェクトキーは `asset-ledgers/{facilityId}/{assetId}/photos/{uploadUuid}.{ext}` 形式で発行する</w:t>
+        <w:t>各写真ファイルをAPI内でAmazon S3へPutObjectし、S3オブジェクトキーは `application-documents/facility-{facilityId}/{yyyy}/{mm}/{uploadUuid}.{ext}` 形式で発行する。keyは保存場所識別子であり、`assetId` などの業務IDを含めない</w:t>
       </w:r>
     </w:p>
     <w:p>
@@ -46337,7 +46337,7 @@
           <w:rFonts w:hint="eastAsia"/>
         </w:rPr>
       </w:pPr>
-      <w:bookmarkStart w:id="78" w:name="_Toc231496552"/>
+      <w:bookmarkStart w:id="78" w:name="_Toc231754935"/>
       <w:r>
         <w:rPr>
           <w:rFonts w:hint="eastAsia"/>
@@ -46894,7 +46894,7 @@
           <w:rFonts w:hint="eastAsia"/>
         </w:rPr>
       </w:pPr>
-      <w:bookmarkStart w:id="79" w:name="_Toc231496553"/>
+      <w:bookmarkStart w:id="79" w:name="_Toc231754936"/>
       <w:r>
         <w:rPr>
           <w:rFonts w:hint="eastAsia"/>
@@ -47241,7 +47241,7 @@
           <w:rFonts w:hint="eastAsia"/>
         </w:rPr>
       </w:pPr>
-      <w:bookmarkStart w:id="80" w:name="_Toc231496554"/>
+      <w:bookmarkStart w:id="80" w:name="_Toc231754937"/>
       <w:r>
         <w:rPr>
           <w:rFonts w:hint="eastAsia"/>
@@ -47307,7 +47307,7 @@
           <w:rFonts w:hint="eastAsia"/>
         </w:rPr>
       </w:pPr>
-      <w:bookmarkStart w:id="81" w:name="_Toc231496555"/>
+      <w:bookmarkStart w:id="81" w:name="_Toc231754938"/>
       <w:r>
         <w:rPr>
           <w:rFonts w:hint="eastAsia"/>
@@ -47680,7 +47680,7 @@
           <w:rFonts w:hint="eastAsia"/>
         </w:rPr>
       </w:pPr>
-      <w:bookmarkStart w:id="82" w:name="_Toc231496556"/>
+      <w:bookmarkStart w:id="82" w:name="_Toc231754939"/>
       <w:r>
         <w:rPr>
           <w:rFonts w:hint="eastAsia"/>
@@ -47709,7 +47709,7 @@
           <w:rFonts w:hint="eastAsia"/>
         </w:rPr>
       </w:pPr>
-      <w:bookmarkStart w:id="83" w:name="_Toc231496557"/>
+      <w:bookmarkStart w:id="83" w:name="_Toc231754940"/>
       <w:r>
         <w:rPr>
           <w:rFonts w:hint="eastAsia"/>
@@ -47985,7 +47985,7 @@
           <w:rFonts w:hint="eastAsia"/>
         </w:rPr>
       </w:pPr>
-      <w:bookmarkStart w:id="84" w:name="_Toc231496558"/>
+      <w:bookmarkStart w:id="84" w:name="_Toc231754941"/>
       <w:r>
         <w:rPr>
           <w:rFonts w:hint="eastAsia"/>
@@ -48052,7 +48052,7 @@
           <w:rFonts w:hint="eastAsia"/>
         </w:rPr>
       </w:pPr>
-      <w:bookmarkStart w:id="85" w:name="_Toc231496559"/>
+      <w:bookmarkStart w:id="85" w:name="_Toc231754942"/>
       <w:r>
         <w:rPr>
           <w:rFonts w:hint="eastAsia"/>
@@ -48438,7 +48438,7 @@
           <w:rFonts w:hint="eastAsia"/>
         </w:rPr>
       </w:pPr>
-      <w:bookmarkStart w:id="86" w:name="_Toc231496560"/>
+      <w:bookmarkStart w:id="86" w:name="_Toc231754943"/>
       <w:r>
         <w:rPr>
           <w:rFonts w:hint="eastAsia"/>
@@ -49088,7 +49088,7 @@
           <w:rFonts w:hint="eastAsia"/>
         </w:rPr>
       </w:pPr>
-      <w:bookmarkStart w:id="87" w:name="_Toc231496561"/>
+      <w:bookmarkStart w:id="87" w:name="_Toc231754944"/>
       <w:r>
         <w:rPr>
           <w:rFonts w:hint="eastAsia"/>
@@ -49399,7 +49399,7 @@
           <w:rFonts w:hint="eastAsia"/>
         </w:rPr>
       </w:pPr>
-      <w:bookmarkStart w:id="88" w:name="_Toc231496562"/>
+      <w:bookmarkStart w:id="88" w:name="_Toc231754945"/>
       <w:r>
         <w:rPr>
           <w:rFonts w:hint="eastAsia"/>
@@ -49466,7 +49466,7 @@
           <w:rFonts w:hint="eastAsia"/>
         </w:rPr>
       </w:pPr>
-      <w:bookmarkStart w:id="89" w:name="_Toc231496563"/>
+      <w:bookmarkStart w:id="89" w:name="_Toc231754946"/>
       <w:r>
         <w:rPr>
           <w:rFonts w:hint="eastAsia"/>
@@ -49664,7 +49664,7 @@
           <w:rFonts w:hint="eastAsia"/>
         </w:rPr>
       </w:pPr>
-      <w:bookmarkStart w:id="90" w:name="_Toc231496564"/>
+      <w:bookmarkStart w:id="90" w:name="_Toc231754947"/>
       <w:r>
         <w:rPr>
           <w:rFonts w:hint="eastAsia"/>
@@ -50151,7 +50151,7 @@
         <w:rPr>
           <w:rFonts w:hint="eastAsia"/>
         </w:rPr>
-        <w:t>ファイル本体をAPI内でAmazon S3へPutObjectし、S3オブジェクトキーは `asset-ledgers/{facilityId}/{assetId}/documents/{uploadUuid}.{ext}` 形式で発行する</w:t>
+        <w:t>ファイル本体をAPI内でAmazon S3へPutObjectし、S3オブジェクトキーは `application-documents/facility-{facilityId}/{yyyy}/{mm}/{uploadUuid}.{ext}` 形式で発行する。keyは保存場所識別子であり、`assetId` などの業務IDを含めない</w:t>
       </w:r>
     </w:p>
     <w:p>
@@ -50200,7 +50200,7 @@
           <w:rFonts w:hint="eastAsia"/>
         </w:rPr>
       </w:pPr>
-      <w:bookmarkStart w:id="91" w:name="_Toc231496565"/>
+      <w:bookmarkStart w:id="91" w:name="_Toc231754948"/>
       <w:r>
         <w:rPr>
           <w:rFonts w:hint="eastAsia"/>
@@ -50622,6 +50622,7 @@
           </w:tcPr>
           <w:p>
             <w:r>
+              <w:lastRenderedPageBreak/>
               <w:t>fileName</w:t>
             </w:r>
           </w:p>
@@ -50712,7 +50713,6 @@
           </w:tcPr>
           <w:p>
             <w:r>
-              <w:lastRenderedPageBreak/>
               <w:t>downloadUrl</w:t>
             </w:r>
           </w:p>
@@ -50805,7 +50805,7 @@
           <w:rFonts w:hint="eastAsia"/>
         </w:rPr>
       </w:pPr>
-      <w:bookmarkStart w:id="92" w:name="_Toc231496566"/>
+      <w:bookmarkStart w:id="92" w:name="_Toc231754949"/>
       <w:r>
         <w:rPr>
           <w:rFonts w:hint="eastAsia"/>
@@ -51151,7 +51151,7 @@
           <w:rFonts w:hint="eastAsia"/>
         </w:rPr>
       </w:pPr>
-      <w:bookmarkStart w:id="93" w:name="_Toc231496567"/>
+      <w:bookmarkStart w:id="93" w:name="_Toc231754950"/>
       <w:r>
         <w:rPr>
           <w:rFonts w:hint="eastAsia"/>
@@ -51184,6 +51184,7 @@
         <w:rPr>
           <w:rFonts w:hint="eastAsia"/>
         </w:rPr>
+        <w:lastRenderedPageBreak/>
         <w:t>エンドポイント</w:t>
       </w:r>
     </w:p>
@@ -51194,7 +51195,6 @@
     </w:p>
     <w:p>
       <w:r>
-        <w:lastRenderedPageBreak/>
         <w:t>Path: /asset-detail/assets/{assetId}/documents/{documentId}</w:t>
       </w:r>
     </w:p>
@@ -51218,7 +51218,7 @@
           <w:rFonts w:hint="eastAsia"/>
         </w:rPr>
       </w:pPr>
-      <w:bookmarkStart w:id="94" w:name="_Toc231496568"/>
+      <w:bookmarkStart w:id="94" w:name="_Toc231754951"/>
       <w:r>
         <w:rPr>
           <w:rFonts w:hint="eastAsia"/>
@@ -51577,7 +51577,7 @@
           <w:rFonts w:hint="eastAsia"/>
         </w:rPr>
       </w:pPr>
-      <w:bookmarkStart w:id="95" w:name="_Toc231496569"/>
+      <w:bookmarkStart w:id="95" w:name="_Toc231754952"/>
       <w:r>
         <w:rPr>
           <w:rFonts w:hint="eastAsia"/>
@@ -51606,11 +51606,12 @@
           <w:rFonts w:hint="eastAsia"/>
         </w:rPr>
       </w:pPr>
-      <w:bookmarkStart w:id="96" w:name="_Toc231496570"/>
+      <w:bookmarkStart w:id="96" w:name="_Toc231754953"/>
       <w:r>
         <w:rPr>
           <w:rFonts w:hint="eastAsia"/>
         </w:rPr>
+        <w:lastRenderedPageBreak/>
         <w:t>ステータスコード</w:t>
       </w:r>
       <w:bookmarkEnd w:id="96"/>
@@ -51775,7 +51776,6 @@
           </w:tcPr>
           <w:p>
             <w:r>
-              <w:lastRenderedPageBreak/>
               <w:t>403</w:t>
             </w:r>
           </w:p>
@@ -51883,7 +51883,7 @@
           <w:rFonts w:hint="eastAsia"/>
         </w:rPr>
       </w:pPr>
-      <w:bookmarkStart w:id="97" w:name="_Toc231496571"/>
+      <w:bookmarkStart w:id="97" w:name="_Toc231754954"/>
       <w:r>
         <w:rPr>
           <w:rFonts w:hint="eastAsia"/>
@@ -51899,7 +51899,7 @@
           <w:rFonts w:hint="eastAsia"/>
         </w:rPr>
       </w:pPr>
-      <w:bookmarkStart w:id="98" w:name="_Toc231496572"/>
+      <w:bookmarkStart w:id="98" w:name="_Toc231754955"/>
       <w:r>
         <w:rPr>
           <w:rFonts w:hint="eastAsia"/>
@@ -52040,6 +52040,7 @@
               <w:rPr>
                 <w:rFonts w:hint="eastAsia"/>
               </w:rPr>
+              <w:lastRenderedPageBreak/>
               <w:t>資産履歴表示</w:t>
             </w:r>
           </w:p>
@@ -52063,14 +52064,7 @@
               <w:rPr>
                 <w:rFonts w:hint="eastAsia"/>
               </w:rPr>
-              <w:t>通常アカウントは資産詳細取得と同じ参照可否判定に従う。共</w:t>
-            </w:r>
-            <w:r>
-              <w:rPr>
-                <w:rFonts w:hint="eastAsia"/>
-              </w:rPr>
-              <w:lastRenderedPageBreak/>
-              <w:t>有システム管理者は対象施設が未削除であること</w:t>
+              <w:t>通常アカウントは資産詳細取得と同じ参照可否判定に従う。共有システム管理者は対象施設が未削除であること</w:t>
             </w:r>
           </w:p>
         </w:tc>
@@ -52085,7 +52079,6 @@
               <w:rPr>
                 <w:rFonts w:hint="eastAsia"/>
               </w:rPr>
-              <w:lastRenderedPageBreak/>
               <w:t>価格項目表示</w:t>
             </w:r>
           </w:p>
@@ -52352,7 +52345,7 @@
           <w:rFonts w:hint="eastAsia"/>
         </w:rPr>
       </w:pPr>
-      <w:bookmarkStart w:id="99" w:name="_Toc231496573"/>
+      <w:bookmarkStart w:id="99" w:name="_Toc231754956"/>
       <w:r>
         <w:rPr>
           <w:rFonts w:hint="eastAsia"/>
@@ -52463,7 +52456,7 @@
           <w:rFonts w:hint="eastAsia"/>
         </w:rPr>
       </w:pPr>
-      <w:bookmarkStart w:id="100" w:name="_Toc231496574"/>
+      <w:bookmarkStart w:id="100" w:name="_Toc231754957"/>
       <w:r>
         <w:rPr>
           <w:rFonts w:hint="eastAsia"/>
@@ -52651,7 +52644,7 @@
           <w:rFonts w:hint="eastAsia"/>
         </w:rPr>
       </w:pPr>
-      <w:bookmarkStart w:id="101" w:name="_Toc231496575"/>
+      <w:bookmarkStart w:id="101" w:name="_Toc231754958"/>
       <w:r>
         <w:rPr>
           <w:rFonts w:hint="eastAsia"/>
@@ -53370,7 +53363,7 @@
           <w:rFonts w:hint="eastAsia"/>
         </w:rPr>
       </w:pPr>
-      <w:bookmarkStart w:id="102" w:name="_Toc231496576"/>
+      <w:bookmarkStart w:id="102" w:name="_Toc231754959"/>
       <w:r>
         <w:rPr>
           <w:rFonts w:hint="eastAsia"/>
@@ -53386,7 +53379,7 @@
           <w:rFonts w:hint="eastAsia"/>
         </w:rPr>
       </w:pPr>
-      <w:bookmarkStart w:id="103" w:name="_Toc231496577"/>
+      <w:bookmarkStart w:id="103" w:name="_Toc231754960"/>
       <w:r>
         <w:rPr>
           <w:rFonts w:hint="eastAsia"/>
@@ -53613,10 +53606,10 @@
 <file path=word/numbering.xml><?xml version="1.0" encoding="utf-8"?>
 <w:numbering xmlns:wpc="http://schemas.microsoft.com/office/word/2010/wordprocessingCanvas" xmlns:cx="http://schemas.microsoft.com/office/drawing/2014/chartex" xmlns:cx1="http://schemas.microsoft.com/office/drawing/2015/9/8/chartex" xmlns:cx2="http://schemas.microsoft.com/office/drawing/2015/10/21/chartex" xmlns:cx3="http://schemas.microsoft.com/office/drawing/2016/5/9/chartex" xmlns:cx4="http://schemas.microsoft.com/office/drawing/2016/5/10/chartex" xmlns:cx5="http://schemas.microsoft.com/office/drawing/2016/5/11/chartex" xmlns:cx6="http://schemas.microsoft.com/office/drawing/2016/5/12/chartex" xmlns:cx7="http://schemas.microsoft.com/office/drawing/2016/5/13/chartex" xmlns:cx8="http://schemas.microsoft.com/office/drawing/2016/5/14/chartex" xmlns:mc="http://schemas.openxmlformats.org/markup-compatibility/2006" xmlns:aink="http://schemas.microsoft.com/office/drawing/2016/ink" xmlns:am3d="http://schemas.microsoft.com/office/drawing/2017/model3d" xmlns:o="urn:schemas-microsoft-com:office:office" xmlns:oel="http://schemas.microsoft.com/office/2019/extlst" xmlns:r="http://schemas.openxmlformats.org/officeDocument/2006/relationships" xmlns:m="http://schemas.openxmlformats.org/officeDocument/2006/math" xmlns:v="urn:schemas-microsoft-com:vml" xmlns:wp14="http://schemas.microsoft.com/office/word/2010/wordprocessingDrawing" xmlns:wp="http://schemas.openxmlformats.org/drawingml/2006/wordprocessingDrawing" xmlns:w10="urn:schemas-microsoft-com:office:word" xmlns:w="http://schemas.openxmlformats.org/wordprocessingml/2006/main" xmlns:w14="http://schemas.microsoft.com/office/word/2010/wordml" xmlns:w15="http://schemas.microsoft.com/office/word/2012/wordml" xmlns:w16cex="http://schemas.microsoft.com/office/word/2018/wordml/cex" xmlns:w16cid="http://schemas.microsoft.com/office/word/2016/wordml/cid" xmlns:w16="http://schemas.microsoft.com/office/word/2018/wordml" xmlns:w16du="http://schemas.microsoft.com/office/word/2023/wordml/word16du" xmlns:w16sdtdh="http://schemas.microsoft.com/office/word/2020/wordml/sdtdatahash" xmlns:w16sdtfl="http://schemas.microsoft.com/office/word/2024/wordml/sdtformatlock" xmlns:w16se="http://schemas.microsoft.com/office/word/2015/wordml/symex" xmlns:wpg="http://schemas.microsoft.com/office/word/2010/wordprocessingGroup" xmlns:wpi="http://schemas.microsoft.com/office/word/2010/wordprocessingInk" xmlns:wne="http://schemas.microsoft.com/office/word/2006/wordml" xmlns:wps="http://schemas.microsoft.com/office/word/2010/wordprocessingShape" mc:Ignorable="w14 w15 w16se w16cid w16 w16cex w16sdtdh w16sdtfl w16du wp14">
   <w:abstractNum w:abstractNumId="0" w15:restartNumberingAfterBreak="0">
-    <w:nsid w:val="0F794363"/>
+    <w:nsid w:val="00125300"/>
     <w:multiLevelType w:val="hybridMultilevel"/>
-    <w:tmpl w:val="F3DA7B1C"/>
-    <w:name w:val="__API_DOC_SQUARE_BULLET__222"/>
+    <w:tmpl w:val="BACEE0C2"/>
+    <w:name w:val="__API_DOC_SQUARE_BULLET__22222222"/>
     <w:lvl w:ilvl="0" w:tplc="0409000F">
       <w:start w:val="1"/>
       <w:numFmt w:val="decimal"/>
@@ -53700,10 +53693,10 @@
     </w:lvl>
   </w:abstractNum>
   <w:abstractNum w:abstractNumId="1" w15:restartNumberingAfterBreak="0">
-    <w:nsid w:val="189422A1"/>
+    <w:nsid w:val="01664453"/>
     <w:multiLevelType w:val="hybridMultilevel"/>
-    <w:tmpl w:val="67583428"/>
-    <w:name w:val="__API_DOC_SQUARE_BULLET__22222"/>
+    <w:tmpl w:val="B8F087C6"/>
+    <w:name w:val="__API_DOC_SQUARE_BULLET__22"/>
     <w:lvl w:ilvl="0" w:tplc="0409000F">
       <w:start w:val="1"/>
       <w:numFmt w:val="decimal"/>
@@ -53787,10 +53780,10 @@
     </w:lvl>
   </w:abstractNum>
   <w:abstractNum w:abstractNumId="2" w15:restartNumberingAfterBreak="0">
-    <w:nsid w:val="1D591B4C"/>
+    <w:nsid w:val="06424610"/>
     <w:multiLevelType w:val="hybridMultilevel"/>
-    <w:tmpl w:val="CC84850A"/>
-    <w:name w:val="__API_DOC_SQUARE_BULLET__2222222"/>
+    <w:tmpl w:val="36C45646"/>
+    <w:name w:val="__API_DOC_SQUARE_BULLET__2"/>
     <w:lvl w:ilvl="0" w:tplc="0409000F">
       <w:start w:val="1"/>
       <w:numFmt w:val="decimal"/>
@@ -53874,285 +53867,7 @@
     </w:lvl>
   </w:abstractNum>
   <w:abstractNum w:abstractNumId="3" w15:restartNumberingAfterBreak="0">
-    <w:nsid w:val="284E76C1"/>
-    <w:multiLevelType w:val="singleLevel"/>
-    <w:tmpl w:val="04090001"/>
-    <w:lvl w:ilvl="0">
-      <w:start w:val="1"/>
-      <w:numFmt w:val="bullet"/>
-      <w:lvlText w:val="■"/>
-      <w:lvlJc w:val="left"/>
-      <w:pPr>
-        <w:ind w:left="440" w:hanging="440"/>
-      </w:pPr>
-      <w:rPr>
-        <w:rFonts w:ascii="Meiryo UI" w:hAnsi="Meiryo UI" w:eastAsia="Meiryo UI" w:cs="Meiryo UI" w:hint="default"/>
-      </w:rPr>
-    </w:lvl>
-  </w:abstractNum>
-  <w:abstractNum w:abstractNumId="4" w15:restartNumberingAfterBreak="0">
-    <w:nsid w:val="32B45CA2"/>
-    <w:multiLevelType w:val="hybridMultilevel"/>
-    <w:tmpl w:val="F0069908"/>
-    <w:name w:val="__API_DOC_SQUARE_BULLET__2"/>
-    <w:lvl w:ilvl="0" w:tplc="0409000F">
-      <w:start w:val="1"/>
-      <w:numFmt w:val="decimal"/>
-      <w:lvlText w:val="%1."/>
-      <w:lvlJc w:val="left"/>
-      <w:pPr>
-        <w:ind w:left="440" w:hanging="440"/>
-      </w:pPr>
-    </w:lvl>
-    <w:lvl w:ilvl="1" w:tplc="04090017" w:tentative="1">
-      <w:start w:val="1"/>
-      <w:numFmt w:val="aiueoFullWidth"/>
-      <w:lvlText w:val="(%2)"/>
-      <w:lvlJc w:val="left"/>
-      <w:pPr>
-        <w:ind w:left="880" w:hanging="440"/>
-      </w:pPr>
-    </w:lvl>
-    <w:lvl w:ilvl="2" w:tplc="04090011" w:tentative="1">
-      <w:start w:val="1"/>
-      <w:numFmt w:val="decimalEnclosedCircle"/>
-      <w:lvlText w:val="%3"/>
-      <w:lvlJc w:val="left"/>
-      <w:pPr>
-        <w:ind w:left="1320" w:hanging="440"/>
-      </w:pPr>
-    </w:lvl>
-    <w:lvl w:ilvl="3" w:tplc="0409000F" w:tentative="1">
-      <w:start w:val="1"/>
-      <w:numFmt w:val="decimal"/>
-      <w:lvlText w:val="%4."/>
-      <w:lvlJc w:val="left"/>
-      <w:pPr>
-        <w:ind w:left="1760" w:hanging="440"/>
-      </w:pPr>
-    </w:lvl>
-    <w:lvl w:ilvl="4" w:tplc="04090017" w:tentative="1">
-      <w:start w:val="1"/>
-      <w:numFmt w:val="aiueoFullWidth"/>
-      <w:lvlText w:val="(%5)"/>
-      <w:lvlJc w:val="left"/>
-      <w:pPr>
-        <w:ind w:left="2200" w:hanging="440"/>
-      </w:pPr>
-    </w:lvl>
-    <w:lvl w:ilvl="5" w:tplc="04090011" w:tentative="1">
-      <w:start w:val="1"/>
-      <w:numFmt w:val="decimalEnclosedCircle"/>
-      <w:lvlText w:val="%6"/>
-      <w:lvlJc w:val="left"/>
-      <w:pPr>
-        <w:ind w:left="2640" w:hanging="440"/>
-      </w:pPr>
-    </w:lvl>
-    <w:lvl w:ilvl="6" w:tplc="0409000F" w:tentative="1">
-      <w:start w:val="1"/>
-      <w:numFmt w:val="decimal"/>
-      <w:lvlText w:val="%7."/>
-      <w:lvlJc w:val="left"/>
-      <w:pPr>
-        <w:ind w:left="3080" w:hanging="440"/>
-      </w:pPr>
-    </w:lvl>
-    <w:lvl w:ilvl="7" w:tplc="04090017" w:tentative="1">
-      <w:start w:val="1"/>
-      <w:numFmt w:val="aiueoFullWidth"/>
-      <w:lvlText w:val="(%8)"/>
-      <w:lvlJc w:val="left"/>
-      <w:pPr>
-        <w:ind w:left="3520" w:hanging="440"/>
-      </w:pPr>
-    </w:lvl>
-    <w:lvl w:ilvl="8" w:tplc="04090011" w:tentative="1">
-      <w:start w:val="1"/>
-      <w:numFmt w:val="decimalEnclosedCircle"/>
-      <w:lvlText w:val="%9"/>
-      <w:lvlJc w:val="left"/>
-      <w:pPr>
-        <w:ind w:left="3960" w:hanging="440"/>
-      </w:pPr>
-    </w:lvl>
-  </w:abstractNum>
-  <w:abstractNum w:abstractNumId="5" w15:restartNumberingAfterBreak="0">
-    <w:nsid w:val="472E6413"/>
-    <w:multiLevelType w:val="hybridMultilevel"/>
-    <w:tmpl w:val="1388AAC8"/>
-    <w:name w:val="__API_DOC_SQUARE_BULLET__22222222"/>
-    <w:lvl w:ilvl="0" w:tplc="0409000F">
-      <w:start w:val="1"/>
-      <w:numFmt w:val="decimal"/>
-      <w:lvlText w:val="%1."/>
-      <w:lvlJc w:val="left"/>
-      <w:pPr>
-        <w:ind w:left="440" w:hanging="440"/>
-      </w:pPr>
-    </w:lvl>
-    <w:lvl w:ilvl="1" w:tplc="04090017" w:tentative="1">
-      <w:start w:val="1"/>
-      <w:numFmt w:val="aiueoFullWidth"/>
-      <w:lvlText w:val="(%2)"/>
-      <w:lvlJc w:val="left"/>
-      <w:pPr>
-        <w:ind w:left="880" w:hanging="440"/>
-      </w:pPr>
-    </w:lvl>
-    <w:lvl w:ilvl="2" w:tplc="04090011" w:tentative="1">
-      <w:start w:val="1"/>
-      <w:numFmt w:val="decimalEnclosedCircle"/>
-      <w:lvlText w:val="%3"/>
-      <w:lvlJc w:val="left"/>
-      <w:pPr>
-        <w:ind w:left="1320" w:hanging="440"/>
-      </w:pPr>
-    </w:lvl>
-    <w:lvl w:ilvl="3" w:tplc="0409000F" w:tentative="1">
-      <w:start w:val="1"/>
-      <w:numFmt w:val="decimal"/>
-      <w:lvlText w:val="%4."/>
-      <w:lvlJc w:val="left"/>
-      <w:pPr>
-        <w:ind w:left="1760" w:hanging="440"/>
-      </w:pPr>
-    </w:lvl>
-    <w:lvl w:ilvl="4" w:tplc="04090017" w:tentative="1">
-      <w:start w:val="1"/>
-      <w:numFmt w:val="aiueoFullWidth"/>
-      <w:lvlText w:val="(%5)"/>
-      <w:lvlJc w:val="left"/>
-      <w:pPr>
-        <w:ind w:left="2200" w:hanging="440"/>
-      </w:pPr>
-    </w:lvl>
-    <w:lvl w:ilvl="5" w:tplc="04090011" w:tentative="1">
-      <w:start w:val="1"/>
-      <w:numFmt w:val="decimalEnclosedCircle"/>
-      <w:lvlText w:val="%6"/>
-      <w:lvlJc w:val="left"/>
-      <w:pPr>
-        <w:ind w:left="2640" w:hanging="440"/>
-      </w:pPr>
-    </w:lvl>
-    <w:lvl w:ilvl="6" w:tplc="0409000F" w:tentative="1">
-      <w:start w:val="1"/>
-      <w:numFmt w:val="decimal"/>
-      <w:lvlText w:val="%7."/>
-      <w:lvlJc w:val="left"/>
-      <w:pPr>
-        <w:ind w:left="3080" w:hanging="440"/>
-      </w:pPr>
-    </w:lvl>
-    <w:lvl w:ilvl="7" w:tplc="04090017" w:tentative="1">
-      <w:start w:val="1"/>
-      <w:numFmt w:val="aiueoFullWidth"/>
-      <w:lvlText w:val="(%8)"/>
-      <w:lvlJc w:val="left"/>
-      <w:pPr>
-        <w:ind w:left="3520" w:hanging="440"/>
-      </w:pPr>
-    </w:lvl>
-    <w:lvl w:ilvl="8" w:tplc="04090011" w:tentative="1">
-      <w:start w:val="1"/>
-      <w:numFmt w:val="decimalEnclosedCircle"/>
-      <w:lvlText w:val="%9"/>
-      <w:lvlJc w:val="left"/>
-      <w:pPr>
-        <w:ind w:left="3960" w:hanging="440"/>
-      </w:pPr>
-    </w:lvl>
-  </w:abstractNum>
-  <w:abstractNum w:abstractNumId="6" w15:restartNumberingAfterBreak="0">
-    <w:nsid w:val="519931EE"/>
-    <w:multiLevelType w:val="hybridMultilevel"/>
-    <w:tmpl w:val="87DEB992"/>
-    <w:name w:val="__API_DOC_SQUARE_BULLET__22"/>
-    <w:lvl w:ilvl="0" w:tplc="0409000F">
-      <w:start w:val="1"/>
-      <w:numFmt w:val="decimal"/>
-      <w:lvlText w:val="%1."/>
-      <w:lvlJc w:val="left"/>
-      <w:pPr>
-        <w:ind w:left="440" w:hanging="440"/>
-      </w:pPr>
-    </w:lvl>
-    <w:lvl w:ilvl="1" w:tplc="04090017" w:tentative="1">
-      <w:start w:val="1"/>
-      <w:numFmt w:val="aiueoFullWidth"/>
-      <w:lvlText w:val="(%2)"/>
-      <w:lvlJc w:val="left"/>
-      <w:pPr>
-        <w:ind w:left="880" w:hanging="440"/>
-      </w:pPr>
-    </w:lvl>
-    <w:lvl w:ilvl="2" w:tplc="04090011" w:tentative="1">
-      <w:start w:val="1"/>
-      <w:numFmt w:val="decimalEnclosedCircle"/>
-      <w:lvlText w:val="%3"/>
-      <w:lvlJc w:val="left"/>
-      <w:pPr>
-        <w:ind w:left="1320" w:hanging="440"/>
-      </w:pPr>
-    </w:lvl>
-    <w:lvl w:ilvl="3" w:tplc="0409000F" w:tentative="1">
-      <w:start w:val="1"/>
-      <w:numFmt w:val="decimal"/>
-      <w:lvlText w:val="%4."/>
-      <w:lvlJc w:val="left"/>
-      <w:pPr>
-        <w:ind w:left="1760" w:hanging="440"/>
-      </w:pPr>
-    </w:lvl>
-    <w:lvl w:ilvl="4" w:tplc="04090017" w:tentative="1">
-      <w:start w:val="1"/>
-      <w:numFmt w:val="aiueoFullWidth"/>
-      <w:lvlText w:val="(%5)"/>
-      <w:lvlJc w:val="left"/>
-      <w:pPr>
-        <w:ind w:left="2200" w:hanging="440"/>
-      </w:pPr>
-    </w:lvl>
-    <w:lvl w:ilvl="5" w:tplc="04090011" w:tentative="1">
-      <w:start w:val="1"/>
-      <w:numFmt w:val="decimalEnclosedCircle"/>
-      <w:lvlText w:val="%6"/>
-      <w:lvlJc w:val="left"/>
-      <w:pPr>
-        <w:ind w:left="2640" w:hanging="440"/>
-      </w:pPr>
-    </w:lvl>
-    <w:lvl w:ilvl="6" w:tplc="0409000F" w:tentative="1">
-      <w:start w:val="1"/>
-      <w:numFmt w:val="decimal"/>
-      <w:lvlText w:val="%7."/>
-      <w:lvlJc w:val="left"/>
-      <w:pPr>
-        <w:ind w:left="3080" w:hanging="440"/>
-      </w:pPr>
-    </w:lvl>
-    <w:lvl w:ilvl="7" w:tplc="04090017" w:tentative="1">
-      <w:start w:val="1"/>
-      <w:numFmt w:val="aiueoFullWidth"/>
-      <w:lvlText w:val="(%8)"/>
-      <w:lvlJc w:val="left"/>
-      <w:pPr>
-        <w:ind w:left="3520" w:hanging="440"/>
-      </w:pPr>
-    </w:lvl>
-    <w:lvl w:ilvl="8" w:tplc="04090011" w:tentative="1">
-      <w:start w:val="1"/>
-      <w:numFmt w:val="decimalEnclosedCircle"/>
-      <w:lvlText w:val="%9"/>
-      <w:lvlJc w:val="left"/>
-      <w:pPr>
-        <w:ind w:left="3960" w:hanging="440"/>
-      </w:pPr>
-    </w:lvl>
-  </w:abstractNum>
-  <w:abstractNum w:abstractNumId="7" w15:restartNumberingAfterBreak="0">
-    <w:nsid w:val="51C66A2B"/>
+    <w:nsid w:val="23872329"/>
     <w:multiLevelType w:val="singleLevel"/>
     <w:tmpl w:val="0409000F"/>
     <w:name w:val="__API_DOC_SQUARE_BULLET__"/>
@@ -54166,10 +53881,184 @@
       </w:pPr>
     </w:lvl>
   </w:abstractNum>
-  <w:abstractNum w:abstractNumId="8" w15:restartNumberingAfterBreak="0">
-    <w:nsid w:val="591F3BA5"/>
+  <w:abstractNum w:abstractNumId="4" w15:restartNumberingAfterBreak="0">
+    <w:nsid w:val="34D935E8"/>
     <w:multiLevelType w:val="hybridMultilevel"/>
-    <w:tmpl w:val="B6CAD278"/>
+    <w:tmpl w:val="76BA2780"/>
+    <w:name w:val="__API_DOC_SQUARE_BULLET__2222222"/>
+    <w:lvl w:ilvl="0" w:tplc="0409000F">
+      <w:start w:val="1"/>
+      <w:numFmt w:val="decimal"/>
+      <w:lvlText w:val="%1."/>
+      <w:lvlJc w:val="left"/>
+      <w:pPr>
+        <w:ind w:left="440" w:hanging="440"/>
+      </w:pPr>
+    </w:lvl>
+    <w:lvl w:ilvl="1" w:tplc="04090017" w:tentative="1">
+      <w:start w:val="1"/>
+      <w:numFmt w:val="aiueoFullWidth"/>
+      <w:lvlText w:val="(%2)"/>
+      <w:lvlJc w:val="left"/>
+      <w:pPr>
+        <w:ind w:left="880" w:hanging="440"/>
+      </w:pPr>
+    </w:lvl>
+    <w:lvl w:ilvl="2" w:tplc="04090011" w:tentative="1">
+      <w:start w:val="1"/>
+      <w:numFmt w:val="decimalEnclosedCircle"/>
+      <w:lvlText w:val="%3"/>
+      <w:lvlJc w:val="left"/>
+      <w:pPr>
+        <w:ind w:left="1320" w:hanging="440"/>
+      </w:pPr>
+    </w:lvl>
+    <w:lvl w:ilvl="3" w:tplc="0409000F" w:tentative="1">
+      <w:start w:val="1"/>
+      <w:numFmt w:val="decimal"/>
+      <w:lvlText w:val="%4."/>
+      <w:lvlJc w:val="left"/>
+      <w:pPr>
+        <w:ind w:left="1760" w:hanging="440"/>
+      </w:pPr>
+    </w:lvl>
+    <w:lvl w:ilvl="4" w:tplc="04090017" w:tentative="1">
+      <w:start w:val="1"/>
+      <w:numFmt w:val="aiueoFullWidth"/>
+      <w:lvlText w:val="(%5)"/>
+      <w:lvlJc w:val="left"/>
+      <w:pPr>
+        <w:ind w:left="2200" w:hanging="440"/>
+      </w:pPr>
+    </w:lvl>
+    <w:lvl w:ilvl="5" w:tplc="04090011" w:tentative="1">
+      <w:start w:val="1"/>
+      <w:numFmt w:val="decimalEnclosedCircle"/>
+      <w:lvlText w:val="%6"/>
+      <w:lvlJc w:val="left"/>
+      <w:pPr>
+        <w:ind w:left="2640" w:hanging="440"/>
+      </w:pPr>
+    </w:lvl>
+    <w:lvl w:ilvl="6" w:tplc="0409000F" w:tentative="1">
+      <w:start w:val="1"/>
+      <w:numFmt w:val="decimal"/>
+      <w:lvlText w:val="%7."/>
+      <w:lvlJc w:val="left"/>
+      <w:pPr>
+        <w:ind w:left="3080" w:hanging="440"/>
+      </w:pPr>
+    </w:lvl>
+    <w:lvl w:ilvl="7" w:tplc="04090017" w:tentative="1">
+      <w:start w:val="1"/>
+      <w:numFmt w:val="aiueoFullWidth"/>
+      <w:lvlText w:val="(%8)"/>
+      <w:lvlJc w:val="left"/>
+      <w:pPr>
+        <w:ind w:left="3520" w:hanging="440"/>
+      </w:pPr>
+    </w:lvl>
+    <w:lvl w:ilvl="8" w:tplc="04090011" w:tentative="1">
+      <w:start w:val="1"/>
+      <w:numFmt w:val="decimalEnclosedCircle"/>
+      <w:lvlText w:val="%9"/>
+      <w:lvlJc w:val="left"/>
+      <w:pPr>
+        <w:ind w:left="3960" w:hanging="440"/>
+      </w:pPr>
+    </w:lvl>
+  </w:abstractNum>
+  <w:abstractNum w:abstractNumId="5" w15:restartNumberingAfterBreak="0">
+    <w:nsid w:val="39A53B73"/>
+    <w:multiLevelType w:val="hybridMultilevel"/>
+    <w:tmpl w:val="BD28412C"/>
+    <w:name w:val="__API_DOC_SQUARE_BULLET__22222"/>
+    <w:lvl w:ilvl="0" w:tplc="0409000F">
+      <w:start w:val="1"/>
+      <w:numFmt w:val="decimal"/>
+      <w:lvlText w:val="%1."/>
+      <w:lvlJc w:val="left"/>
+      <w:pPr>
+        <w:ind w:left="440" w:hanging="440"/>
+      </w:pPr>
+    </w:lvl>
+    <w:lvl w:ilvl="1" w:tplc="04090017" w:tentative="1">
+      <w:start w:val="1"/>
+      <w:numFmt w:val="aiueoFullWidth"/>
+      <w:lvlText w:val="(%2)"/>
+      <w:lvlJc w:val="left"/>
+      <w:pPr>
+        <w:ind w:left="880" w:hanging="440"/>
+      </w:pPr>
+    </w:lvl>
+    <w:lvl w:ilvl="2" w:tplc="04090011" w:tentative="1">
+      <w:start w:val="1"/>
+      <w:numFmt w:val="decimalEnclosedCircle"/>
+      <w:lvlText w:val="%3"/>
+      <w:lvlJc w:val="left"/>
+      <w:pPr>
+        <w:ind w:left="1320" w:hanging="440"/>
+      </w:pPr>
+    </w:lvl>
+    <w:lvl w:ilvl="3" w:tplc="0409000F" w:tentative="1">
+      <w:start w:val="1"/>
+      <w:numFmt w:val="decimal"/>
+      <w:lvlText w:val="%4."/>
+      <w:lvlJc w:val="left"/>
+      <w:pPr>
+        <w:ind w:left="1760" w:hanging="440"/>
+      </w:pPr>
+    </w:lvl>
+    <w:lvl w:ilvl="4" w:tplc="04090017" w:tentative="1">
+      <w:start w:val="1"/>
+      <w:numFmt w:val="aiueoFullWidth"/>
+      <w:lvlText w:val="(%5)"/>
+      <w:lvlJc w:val="left"/>
+      <w:pPr>
+        <w:ind w:left="2200" w:hanging="440"/>
+      </w:pPr>
+    </w:lvl>
+    <w:lvl w:ilvl="5" w:tplc="04090011" w:tentative="1">
+      <w:start w:val="1"/>
+      <w:numFmt w:val="decimalEnclosedCircle"/>
+      <w:lvlText w:val="%6"/>
+      <w:lvlJc w:val="left"/>
+      <w:pPr>
+        <w:ind w:left="2640" w:hanging="440"/>
+      </w:pPr>
+    </w:lvl>
+    <w:lvl w:ilvl="6" w:tplc="0409000F" w:tentative="1">
+      <w:start w:val="1"/>
+      <w:numFmt w:val="decimal"/>
+      <w:lvlText w:val="%7."/>
+      <w:lvlJc w:val="left"/>
+      <w:pPr>
+        <w:ind w:left="3080" w:hanging="440"/>
+      </w:pPr>
+    </w:lvl>
+    <w:lvl w:ilvl="7" w:tplc="04090017" w:tentative="1">
+      <w:start w:val="1"/>
+      <w:numFmt w:val="aiueoFullWidth"/>
+      <w:lvlText w:val="(%8)"/>
+      <w:lvlJc w:val="left"/>
+      <w:pPr>
+        <w:ind w:left="3520" w:hanging="440"/>
+      </w:pPr>
+    </w:lvl>
+    <w:lvl w:ilvl="8" w:tplc="04090011" w:tentative="1">
+      <w:start w:val="1"/>
+      <w:numFmt w:val="decimalEnclosedCircle"/>
+      <w:lvlText w:val="%9"/>
+      <w:lvlJc w:val="left"/>
+      <w:pPr>
+        <w:ind w:left="3960" w:hanging="440"/>
+      </w:pPr>
+    </w:lvl>
+  </w:abstractNum>
+  <w:abstractNum w:abstractNumId="6" w15:restartNumberingAfterBreak="0">
+    <w:nsid w:val="3D9B1671"/>
+    <w:multiLevelType w:val="hybridMultilevel"/>
+    <w:tmpl w:val="3DD8E016"/>
     <w:name w:val="__API_DOC_SQUARE_BULLET__2222"/>
     <w:lvl w:ilvl="0" w:tplc="0409000F">
       <w:start w:val="1"/>
@@ -54253,11 +54142,115 @@
       </w:pPr>
     </w:lvl>
   </w:abstractNum>
+  <w:abstractNum w:abstractNumId="7" w15:restartNumberingAfterBreak="0">
+    <w:nsid w:val="3D9F3629"/>
+    <w:multiLevelType w:val="singleLevel"/>
+    <w:tmpl w:val="04090001"/>
+    <w:lvl w:ilvl="0">
+      <w:start w:val="1"/>
+      <w:numFmt w:val="bullet"/>
+      <w:lvlText w:val="■"/>
+      <w:lvlJc w:val="left"/>
+      <w:pPr>
+        <w:ind w:left="440" w:hanging="440"/>
+      </w:pPr>
+      <w:rPr>
+        <w:rFonts w:ascii="Meiryo UI" w:hAnsi="Meiryo UI" w:eastAsia="Meiryo UI" w:cs="Meiryo UI" w:hint="default"/>
+      </w:rPr>
+    </w:lvl>
+  </w:abstractNum>
+  <w:abstractNum w:abstractNumId="8" w15:restartNumberingAfterBreak="0">
+    <w:nsid w:val="5EBF0F70"/>
+    <w:multiLevelType w:val="hybridMultilevel"/>
+    <w:tmpl w:val="D58A8B1E"/>
+    <w:name w:val="__API_DOC_SQUARE_BULLET__222222"/>
+    <w:lvl w:ilvl="0" w:tplc="0409000F">
+      <w:start w:val="1"/>
+      <w:numFmt w:val="decimal"/>
+      <w:lvlText w:val="%1."/>
+      <w:lvlJc w:val="left"/>
+      <w:pPr>
+        <w:ind w:left="440" w:hanging="440"/>
+      </w:pPr>
+    </w:lvl>
+    <w:lvl w:ilvl="1" w:tplc="04090017" w:tentative="1">
+      <w:start w:val="1"/>
+      <w:numFmt w:val="aiueoFullWidth"/>
+      <w:lvlText w:val="(%2)"/>
+      <w:lvlJc w:val="left"/>
+      <w:pPr>
+        <w:ind w:left="880" w:hanging="440"/>
+      </w:pPr>
+    </w:lvl>
+    <w:lvl w:ilvl="2" w:tplc="04090011" w:tentative="1">
+      <w:start w:val="1"/>
+      <w:numFmt w:val="decimalEnclosedCircle"/>
+      <w:lvlText w:val="%3"/>
+      <w:lvlJc w:val="left"/>
+      <w:pPr>
+        <w:ind w:left="1320" w:hanging="440"/>
+      </w:pPr>
+    </w:lvl>
+    <w:lvl w:ilvl="3" w:tplc="0409000F" w:tentative="1">
+      <w:start w:val="1"/>
+      <w:numFmt w:val="decimal"/>
+      <w:lvlText w:val="%4."/>
+      <w:lvlJc w:val="left"/>
+      <w:pPr>
+        <w:ind w:left="1760" w:hanging="440"/>
+      </w:pPr>
+    </w:lvl>
+    <w:lvl w:ilvl="4" w:tplc="04090017" w:tentative="1">
+      <w:start w:val="1"/>
+      <w:numFmt w:val="aiueoFullWidth"/>
+      <w:lvlText w:val="(%5)"/>
+      <w:lvlJc w:val="left"/>
+      <w:pPr>
+        <w:ind w:left="2200" w:hanging="440"/>
+      </w:pPr>
+    </w:lvl>
+    <w:lvl w:ilvl="5" w:tplc="04090011" w:tentative="1">
+      <w:start w:val="1"/>
+      <w:numFmt w:val="decimalEnclosedCircle"/>
+      <w:lvlText w:val="%6"/>
+      <w:lvlJc w:val="left"/>
+      <w:pPr>
+        <w:ind w:left="2640" w:hanging="440"/>
+      </w:pPr>
+    </w:lvl>
+    <w:lvl w:ilvl="6" w:tplc="0409000F" w:tentative="1">
+      <w:start w:val="1"/>
+      <w:numFmt w:val="decimal"/>
+      <w:lvlText w:val="%7."/>
+      <w:lvlJc w:val="left"/>
+      <w:pPr>
+        <w:ind w:left="3080" w:hanging="440"/>
+      </w:pPr>
+    </w:lvl>
+    <w:lvl w:ilvl="7" w:tplc="04090017" w:tentative="1">
+      <w:start w:val="1"/>
+      <w:numFmt w:val="aiueoFullWidth"/>
+      <w:lvlText w:val="(%8)"/>
+      <w:lvlJc w:val="left"/>
+      <w:pPr>
+        <w:ind w:left="3520" w:hanging="440"/>
+      </w:pPr>
+    </w:lvl>
+    <w:lvl w:ilvl="8" w:tplc="04090011" w:tentative="1">
+      <w:start w:val="1"/>
+      <w:numFmt w:val="decimalEnclosedCircle"/>
+      <w:lvlText w:val="%9"/>
+      <w:lvlJc w:val="left"/>
+      <w:pPr>
+        <w:ind w:left="3960" w:hanging="440"/>
+      </w:pPr>
+    </w:lvl>
+  </w:abstractNum>
   <w:abstractNum w:abstractNumId="9" w15:restartNumberingAfterBreak="0">
-    <w:nsid w:val="73BC4870"/>
+    <w:nsid w:val="66B0373F"/>
     <w:multiLevelType w:val="hybridMultilevel"/>
-    <w:tmpl w:val="77903938"/>
-    <w:name w:val="__API_DOC_SQUARE_BULLET__222222"/>
+    <w:tmpl w:val="6564290E"/>
+    <w:name w:val="__API_DOC_SQUARE_BULLET__222"/>
     <w:lvl w:ilvl="0" w:tplc="0409000F">
       <w:start w:val="1"/>
       <w:numFmt w:val="decimal"/>
@@ -54457,35 +54450,35 @@
   <w:num w:numId="1" w16cid:durableId="296302402">
     <w:abstractNumId w:val="10"/>
   </w:num>
-  <w:num w:numId="2" w16cid:durableId="17658514">
+  <w:num w:numId="2" w16cid:durableId="1198929090">
+    <w:abstractNumId w:val="7"/>
+  </w:num>
+  <w:num w:numId="3" w16cid:durableId="1688872134">
     <w:abstractNumId w:val="3"/>
   </w:num>
-  <w:num w:numId="3" w16cid:durableId="815419023">
-    <w:abstractNumId w:val="7"/>
+  <w:num w:numId="4" w16cid:durableId="101656037">
+    <w:abstractNumId w:val="2"/>
   </w:num>
-  <w:num w:numId="4" w16cid:durableId="1192260239">
+  <w:num w:numId="5" w16cid:durableId="1429428516">
+    <w:abstractNumId w:val="1"/>
+  </w:num>
+  <w:num w:numId="6" w16cid:durableId="1400321206">
+    <w:abstractNumId w:val="9"/>
+  </w:num>
+  <w:num w:numId="7" w16cid:durableId="132142677">
+    <w:abstractNumId w:val="6"/>
+  </w:num>
+  <w:num w:numId="8" w16cid:durableId="1922641293">
+    <w:abstractNumId w:val="5"/>
+  </w:num>
+  <w:num w:numId="9" w16cid:durableId="1645889402">
+    <w:abstractNumId w:val="8"/>
+  </w:num>
+  <w:num w:numId="10" w16cid:durableId="215045476">
     <w:abstractNumId w:val="4"/>
   </w:num>
-  <w:num w:numId="5" w16cid:durableId="961182610">
-    <w:abstractNumId w:val="6"/>
-  </w:num>
-  <w:num w:numId="6" w16cid:durableId="1000160116">
+  <w:num w:numId="11" w16cid:durableId="1747341777">
     <w:abstractNumId w:val="0"/>
-  </w:num>
-  <w:num w:numId="7" w16cid:durableId="1924603931">
-    <w:abstractNumId w:val="8"/>
-  </w:num>
-  <w:num w:numId="8" w16cid:durableId="1591691762">
-    <w:abstractNumId w:val="1"/>
-  </w:num>
-  <w:num w:numId="9" w16cid:durableId="534198288">
-    <w:abstractNumId w:val="9"/>
-  </w:num>
-  <w:num w:numId="10" w16cid:durableId="2119450395">
-    <w:abstractNumId w:val="2"/>
-  </w:num>
-  <w:num w:numId="11" w16cid:durableId="744573371">
-    <w:abstractNumId w:val="5"/>
   </w:num>
   <w:numIdMacAtCleanup w:val="11"/>
 </w:numbering>
